--- a/ind/docx/25.content.docx
+++ b/ind/docx/25.content.docx
@@ -19,7 +19,7 @@
         <w:rPr>
           <w:lang w:val="id_ID" w:bidi="id_ID"/>
         </w:rPr>
-        <w:t>Resource: Tyndale Open Study Notes</w:t>
+        <w:t>Resource: Aquifer Open Study Notes</w:t>
       </w:r>
       <w:r>
         <w:rPr>
@@ -112,7 +112,7 @@
         <w:rPr>
           <w:lang w:val="id_ID" w:bidi="id_ID"/>
         </w:rPr>
-        <w:t>Tyndale Open Study Notes</w:t>
+        <w:t>Aquifer Open Study Notes</w:t>
       </w:r>
     </w:p>
     <w:p>

--- a/ind/docx/25.content.docx
+++ b/ind/docx/25.content.docx
@@ -281,18 +281,12 @@
         </w:rPr>
         <w:t>Para kekasihnya adalah dewa kesuburan, Baal dan Asyera, yang disembah oleh sebagian besar penduduk Yehuda. Teman-temannya adalah sekutu militernya, terutama Mesir, yang tidak sebanding dengan Babel (</w:t>
       </w:r>
-      <w:hyperlink r:id="rId13">
-        <w:r>
-          <w:rPr>
-            <w:lang w:val="id_ID" w:bidi="id_ID"/>
-          </w:rPr>
-          <w:rPr>
-            <w:color w:val="0000EE"/>
-            <w:u w:val="single"/>
-          </w:rPr>
-          <w:t>Yer. 37:5–11</w:t>
-        </w:r>
-      </w:hyperlink>
+      <w:r>
+        <w:rPr>
+          <w:lang w:val="id_ID" w:bidi="id_ID"/>
+        </w:rPr>
+        <w:t>Yer. 37:5–11</w:t>
+      </w:r>
       <w:r>
         <w:rPr>
           <w:lang w:val="id_ID" w:bidi="id_ID"/>
@@ -347,180 +341,120 @@
         </w:rPr>
         <w:t xml:space="preserve">Perempuan yang digambarkan dalam </w:t>
       </w:r>
-      <w:hyperlink r:id="rId14">
-        <w:r>
-          <w:rPr>
-            <w:lang w:val="id_ID" w:bidi="id_ID"/>
-          </w:rPr>
-          <w:rPr>
-            <w:color w:val="0000EE"/>
-            <w:u w:val="single"/>
-          </w:rPr>
-          <w:t>1:1</w:t>
-        </w:r>
-      </w:hyperlink>
+      <w:r>
+        <w:rPr>
+          <w:lang w:val="id_ID" w:bidi="id_ID"/>
+        </w:rPr>
+        <w:t>1:1</w:t>
+      </w:r>
       <w:r>
         <w:rPr>
           <w:lang w:val="id_ID" w:bidi="id_ID"/>
         </w:rPr>
         <w:t xml:space="preserve"> mengibaratkan bangsa Yehuda. • tinggal di tengah-tengah bangsa-bangsa: artinya dibawa ke dalam penawanan. Ini terjadi empat kali: 605 SM (</w:t>
       </w:r>
-      <w:hyperlink r:id="rId15">
-        <w:r>
-          <w:rPr>
-            <w:lang w:val="id_ID" w:bidi="id_ID"/>
-          </w:rPr>
-          <w:rPr>
-            <w:color w:val="0000EE"/>
-            <w:u w:val="single"/>
-          </w:rPr>
-          <w:t>Dan. 1:3–4</w:t>
-        </w:r>
-      </w:hyperlink>
+      <w:r>
+        <w:rPr>
+          <w:lang w:val="id_ID" w:bidi="id_ID"/>
+        </w:rPr>
+        <w:t>Dan. 1:3–4</w:t>
+      </w:r>
       <w:r>
         <w:rPr>
           <w:lang w:val="id_ID" w:bidi="id_ID"/>
         </w:rPr>
         <w:t>); 597 SM (</w:t>
       </w:r>
-      <w:hyperlink r:id="rId16">
-        <w:r>
-          <w:rPr>
-            <w:lang w:val="id_ID" w:bidi="id_ID"/>
-          </w:rPr>
-          <w:rPr>
-            <w:color w:val="0000EE"/>
-            <w:u w:val="single"/>
-          </w:rPr>
-          <w:t>2Raj. 24:12–16</w:t>
-        </w:r>
-      </w:hyperlink>
+      <w:r>
+        <w:rPr>
+          <w:lang w:val="id_ID" w:bidi="id_ID"/>
+        </w:rPr>
+        <w:t>2Raj. 24:12–16</w:t>
+      </w:r>
       <w:r>
         <w:rPr>
           <w:lang w:val="id_ID" w:bidi="id_ID"/>
         </w:rPr>
         <w:t xml:space="preserve">; </w:t>
       </w:r>
-      <w:hyperlink r:id="rId17">
-        <w:r>
-          <w:rPr>
-            <w:lang w:val="id_ID" w:bidi="id_ID"/>
-          </w:rPr>
-          <w:rPr>
-            <w:color w:val="0000EE"/>
-            <w:u w:val="single"/>
-          </w:rPr>
-          <w:t>Yer. 52:28</w:t>
-        </w:r>
-      </w:hyperlink>
+      <w:r>
+        <w:rPr>
+          <w:lang w:val="id_ID" w:bidi="id_ID"/>
+        </w:rPr>
+        <w:t>Yer. 52:28</w:t>
+      </w:r>
       <w:r>
         <w:rPr>
           <w:lang w:val="id_ID" w:bidi="id_ID"/>
         </w:rPr>
         <w:t xml:space="preserve">; </w:t>
       </w:r>
-      <w:hyperlink r:id="rId18">
-        <w:r>
-          <w:rPr>
-            <w:lang w:val="id_ID" w:bidi="id_ID"/>
-          </w:rPr>
-          <w:rPr>
-            <w:color w:val="0000EE"/>
-            <w:u w:val="single"/>
-          </w:rPr>
-          <w:t>Yeh. 1:2–3</w:t>
-        </w:r>
-      </w:hyperlink>
+      <w:r>
+        <w:rPr>
+          <w:lang w:val="id_ID" w:bidi="id_ID"/>
+        </w:rPr>
+        <w:t>Yeh. 1:2–3</w:t>
+      </w:r>
       <w:r>
         <w:rPr>
           <w:lang w:val="id_ID" w:bidi="id_ID"/>
         </w:rPr>
         <w:t>); 586 SM (</w:t>
       </w:r>
-      <w:hyperlink r:id="rId19">
-        <w:r>
-          <w:rPr>
-            <w:lang w:val="id_ID" w:bidi="id_ID"/>
-          </w:rPr>
-          <w:rPr>
-            <w:color w:val="0000EE"/>
-            <w:u w:val="single"/>
-          </w:rPr>
-          <w:t>2Raj. 25:5–7</w:t>
-        </w:r>
-      </w:hyperlink>
+      <w:r>
+        <w:rPr>
+          <w:lang w:val="id_ID" w:bidi="id_ID"/>
+        </w:rPr>
+        <w:t>2Raj. 25:5–7</w:t>
+      </w:r>
       <w:r>
         <w:rPr>
           <w:lang w:val="id_ID" w:bidi="id_ID"/>
         </w:rPr>
         <w:t xml:space="preserve">, </w:t>
       </w:r>
-      <w:hyperlink r:id="rId20">
-        <w:r>
-          <w:rPr>
-            <w:lang w:val="id_ID" w:bidi="id_ID"/>
-          </w:rPr>
-          <w:rPr>
-            <w:color w:val="0000EE"/>
-            <w:u w:val="single"/>
-          </w:rPr>
-          <w:t>18–21</w:t>
-        </w:r>
-      </w:hyperlink>
+      <w:r>
+        <w:rPr>
+          <w:lang w:val="id_ID" w:bidi="id_ID"/>
+        </w:rPr>
+        <w:t>18–21</w:t>
+      </w:r>
       <w:r>
         <w:rPr>
           <w:lang w:val="id_ID" w:bidi="id_ID"/>
         </w:rPr>
         <w:t xml:space="preserve">; </w:t>
       </w:r>
-      <w:hyperlink r:id="rId21">
-        <w:r>
-          <w:rPr>
-            <w:lang w:val="id_ID" w:bidi="id_ID"/>
-          </w:rPr>
-          <w:rPr>
-            <w:color w:val="0000EE"/>
-            <w:u w:val="single"/>
-          </w:rPr>
-          <w:t>Yer. 39:5–10</w:t>
-        </w:r>
-      </w:hyperlink>
+      <w:r>
+        <w:rPr>
+          <w:lang w:val="id_ID" w:bidi="id_ID"/>
+        </w:rPr>
+        <w:t>Yer. 39:5–10</w:t>
+      </w:r>
       <w:r>
         <w:rPr>
           <w:lang w:val="id_ID" w:bidi="id_ID"/>
         </w:rPr>
         <w:t xml:space="preserve">; </w:t>
       </w:r>
-      <w:hyperlink r:id="rId22">
-        <w:r>
-          <w:rPr>
-            <w:lang w:val="id_ID" w:bidi="id_ID"/>
-          </w:rPr>
-          <w:rPr>
-            <w:color w:val="0000EE"/>
-            <w:u w:val="single"/>
-          </w:rPr>
-          <w:t>52:29</w:t>
-        </w:r>
-      </w:hyperlink>
+      <w:r>
+        <w:rPr>
+          <w:lang w:val="id_ID" w:bidi="id_ID"/>
+        </w:rPr>
+        <w:t>52:29</w:t>
+      </w:r>
       <w:r>
         <w:rPr>
           <w:lang w:val="id_ID" w:bidi="id_ID"/>
         </w:rPr>
         <w:t>); dan 581 SM (</w:t>
       </w:r>
-      <w:hyperlink r:id="rId23">
-        <w:r>
-          <w:rPr>
-            <w:lang w:val="id_ID" w:bidi="id_ID"/>
-          </w:rPr>
-          <w:rPr>
-            <w:color w:val="0000EE"/>
-            <w:u w:val="single"/>
-          </w:rPr>
-          <w:t>Yer. 52:30</w:t>
-        </w:r>
-      </w:hyperlink>
+      <w:r>
+        <w:rPr>
+          <w:lang w:val="id_ID" w:bidi="id_ID"/>
+        </w:rPr>
+        <w:t>Yer. 52:30</w:t>
+      </w:r>
       <w:r>
         <w:rPr>
           <w:lang w:val="id_ID" w:bidi="id_ID"/>
@@ -588,36 +522,24 @@
         </w:rPr>
         <w:t xml:space="preserve">): Dalam Kitab Mazmur dan kitab-kitab nabi, Sion melambangkan kota Yerusalem. Dalam Kitab Ratapan, Sion adalah nama puitis untuk kota tersebut, bahkan ketika dalam reruntuhan. </w:t>
       </w:r>
-      <w:hyperlink r:id="rId24">
-        <w:r>
-          <w:rPr>
-            <w:lang w:val="id_ID" w:bidi="id_ID"/>
-          </w:rPr>
-          <w:rPr>
-            <w:color w:val="0000EE"/>
-            <w:u w:val="single"/>
-          </w:rPr>
-          <w:t>Ibrani 12:22–24</w:t>
-        </w:r>
-      </w:hyperlink>
+      <w:r>
+        <w:rPr>
+          <w:lang w:val="id_ID" w:bidi="id_ID"/>
+        </w:rPr>
+        <w:t>Ibrani 12:22–24</w:t>
+      </w:r>
       <w:r>
         <w:rPr>
           <w:lang w:val="id_ID" w:bidi="id_ID"/>
         </w:rPr>
         <w:t xml:space="preserve"> membahas tentang Sion surgawi (lihat juga </w:t>
       </w:r>
-      <w:hyperlink r:id="rId25">
-        <w:r>
-          <w:rPr>
-            <w:lang w:val="id_ID" w:bidi="id_ID"/>
-          </w:rPr>
-          <w:rPr>
-            <w:color w:val="0000EE"/>
-            <w:u w:val="single"/>
-          </w:rPr>
-          <w:t>Wahyu 14:1–5</w:t>
-        </w:r>
-      </w:hyperlink>
+      <w:r>
+        <w:rPr>
+          <w:lang w:val="id_ID" w:bidi="id_ID"/>
+        </w:rPr>
+        <w:t>Wahyu 14:1–5</w:t>
+      </w:r>
       <w:r>
         <w:rPr>
           <w:lang w:val="id_ID" w:bidi="id_ID"/>
@@ -672,126 +594,84 @@
         </w:rPr>
         <w:t xml:space="preserve">karena banyak pelanggarannya: Dosa-dosa Yehuda sebelum penyerangan Babel dijelaskan dalam </w:t>
       </w:r>
-      <w:hyperlink r:id="rId26">
-        <w:r>
-          <w:rPr>
-            <w:lang w:val="id_ID" w:bidi="id_ID"/>
-          </w:rPr>
-          <w:rPr>
-            <w:color w:val="0000EE"/>
-            <w:u w:val="single"/>
-          </w:rPr>
-          <w:t>2Raj. 21:1–9</w:t>
-        </w:r>
-      </w:hyperlink>
+      <w:r>
+        <w:rPr>
+          <w:lang w:val="id_ID" w:bidi="id_ID"/>
+        </w:rPr>
+        <w:t>2Raj. 21:1–9</w:t>
+      </w:r>
       <w:r>
         <w:rPr>
           <w:lang w:val="id_ID" w:bidi="id_ID"/>
         </w:rPr>
         <w:t xml:space="preserve">, </w:t>
       </w:r>
-      <w:hyperlink r:id="rId27">
-        <w:r>
-          <w:rPr>
-            <w:lang w:val="id_ID" w:bidi="id_ID"/>
-          </w:rPr>
-          <w:rPr>
-            <w:color w:val="0000EE"/>
-            <w:u w:val="single"/>
-          </w:rPr>
-          <w:t>16</w:t>
-        </w:r>
-      </w:hyperlink>
+      <w:r>
+        <w:rPr>
+          <w:lang w:val="id_ID" w:bidi="id_ID"/>
+        </w:rPr>
+        <w:t>16</w:t>
+      </w:r>
       <w:r>
         <w:rPr>
           <w:lang w:val="id_ID" w:bidi="id_ID"/>
         </w:rPr>
         <w:t xml:space="preserve">; </w:t>
       </w:r>
-      <w:hyperlink r:id="rId28">
-        <w:r>
-          <w:rPr>
-            <w:lang w:val="id_ID" w:bidi="id_ID"/>
-          </w:rPr>
-          <w:rPr>
-            <w:color w:val="0000EE"/>
-            <w:u w:val="single"/>
-          </w:rPr>
-          <w:t>24:3–4</w:t>
-        </w:r>
-      </w:hyperlink>
+      <w:r>
+        <w:rPr>
+          <w:lang w:val="id_ID" w:bidi="id_ID"/>
+        </w:rPr>
+        <w:t>24:3–4</w:t>
+      </w:r>
       <w:r>
         <w:rPr>
           <w:lang w:val="id_ID" w:bidi="id_ID"/>
         </w:rPr>
         <w:t xml:space="preserve"> (lihat juga </w:t>
       </w:r>
-      <w:hyperlink r:id="rId29">
-        <w:r>
-          <w:rPr>
-            <w:lang w:val="id_ID" w:bidi="id_ID"/>
-          </w:rPr>
-          <w:rPr>
-            <w:color w:val="0000EE"/>
-            <w:u w:val="single"/>
-          </w:rPr>
-          <w:t>2Taw. 33:1–10</w:t>
-        </w:r>
-      </w:hyperlink>
+      <w:r>
+        <w:rPr>
+          <w:lang w:val="id_ID" w:bidi="id_ID"/>
+        </w:rPr>
+        <w:t>2Taw. 33:1–10</w:t>
+      </w:r>
       <w:r>
         <w:rPr>
           <w:lang w:val="id_ID" w:bidi="id_ID"/>
         </w:rPr>
         <w:t xml:space="preserve">, </w:t>
       </w:r>
-      <w:hyperlink r:id="rId30">
-        <w:r>
-          <w:rPr>
-            <w:lang w:val="id_ID" w:bidi="id_ID"/>
-          </w:rPr>
-          <w:rPr>
-            <w:color w:val="0000EE"/>
-            <w:u w:val="single"/>
-          </w:rPr>
-          <w:t>22–23</w:t>
-        </w:r>
-      </w:hyperlink>
+      <w:r>
+        <w:rPr>
+          <w:lang w:val="id_ID" w:bidi="id_ID"/>
+        </w:rPr>
+        <w:t>22–23</w:t>
+      </w:r>
       <w:r>
         <w:rPr>
           <w:lang w:val="id_ID" w:bidi="id_ID"/>
         </w:rPr>
         <w:t xml:space="preserve"> dan </w:t>
       </w:r>
-      <w:hyperlink r:id="rId31">
-        <w:r>
-          <w:rPr>
-            <w:lang w:val="id_ID" w:bidi="id_ID"/>
-          </w:rPr>
-          <w:rPr>
-            <w:color w:val="0000EE"/>
-            <w:u w:val="single"/>
-          </w:rPr>
-          <w:t>2Taw. 36:11–16</w:t>
-        </w:r>
-      </w:hyperlink>
+      <w:r>
+        <w:rPr>
+          <w:lang w:val="id_ID" w:bidi="id_ID"/>
+        </w:rPr>
+        <w:t>2Taw. 36:11–16</w:t>
+      </w:r>
       <w:r>
         <w:rPr>
           <w:lang w:val="id_ID" w:bidi="id_ID"/>
         </w:rPr>
         <w:t xml:space="preserve">). Demikian pula, daftar dosa Israel sebelum dihancurkan oleh Asyur terdapat dalam </w:t>
       </w:r>
-      <w:hyperlink r:id="rId32">
-        <w:r>
-          <w:rPr>
-            <w:lang w:val="id_ID" w:bidi="id_ID"/>
-          </w:rPr>
-          <w:rPr>
-            <w:color w:val="0000EE"/>
-            <w:u w:val="single"/>
-          </w:rPr>
-          <w:t>2Raj. 17:14–23</w:t>
-        </w:r>
-      </w:hyperlink>
+      <w:r>
+        <w:rPr>
+          <w:lang w:val="id_ID" w:bidi="id_ID"/>
+        </w:rPr>
+        <w:t>2Raj. 17:14–23</w:t>
+      </w:r>
       <w:r>
         <w:rPr>
           <w:lang w:val="id_ID" w:bidi="id_ID"/>
@@ -846,54 +726,36 @@
         </w:rPr>
         <w:t xml:space="preserve">tertawa karena keruntuhannya: Lihat juga </w:t>
       </w:r>
-      <w:hyperlink r:id="rId33">
-        <w:r>
-          <w:rPr>
-            <w:lang w:val="id_ID" w:bidi="id_ID"/>
-          </w:rPr>
-          <w:rPr>
-            <w:color w:val="0000EE"/>
-            <w:u w:val="single"/>
-          </w:rPr>
-          <w:t>Yer. 24:9</w:t>
-        </w:r>
-      </w:hyperlink>
+      <w:r>
+        <w:rPr>
+          <w:lang w:val="id_ID" w:bidi="id_ID"/>
+        </w:rPr>
+        <w:t>Yer. 24:9</w:t>
+      </w:r>
       <w:r>
         <w:rPr>
           <w:lang w:val="id_ID" w:bidi="id_ID"/>
         </w:rPr>
         <w:t xml:space="preserve">; </w:t>
       </w:r>
-      <w:hyperlink r:id="rId34">
-        <w:r>
-          <w:rPr>
-            <w:lang w:val="id_ID" w:bidi="id_ID"/>
-          </w:rPr>
-          <w:rPr>
-            <w:color w:val="0000EE"/>
-            <w:u w:val="single"/>
-          </w:rPr>
-          <w:t>Yeh. 22:5</w:t>
-        </w:r>
-      </w:hyperlink>
+      <w:r>
+        <w:rPr>
+          <w:lang w:val="id_ID" w:bidi="id_ID"/>
+        </w:rPr>
+        <w:t>Yeh. 22:5</w:t>
+      </w:r>
       <w:r>
         <w:rPr>
           <w:lang w:val="id_ID" w:bidi="id_ID"/>
         </w:rPr>
         <w:t xml:space="preserve">; </w:t>
       </w:r>
-      <w:hyperlink r:id="rId35">
-        <w:r>
-          <w:rPr>
-            <w:lang w:val="id_ID" w:bidi="id_ID"/>
-          </w:rPr>
-          <w:rPr>
-            <w:color w:val="0000EE"/>
-            <w:u w:val="single"/>
-          </w:rPr>
-          <w:t>36:4</w:t>
-        </w:r>
-      </w:hyperlink>
+      <w:r>
+        <w:rPr>
+          <w:lang w:val="id_ID" w:bidi="id_ID"/>
+        </w:rPr>
+        <w:t>36:4</w:t>
+      </w:r>
       <w:r>
         <w:rPr>
           <w:lang w:val="id_ID" w:bidi="id_ID"/>
@@ -996,54 +858,36 @@
         </w:rPr>
         <w:t xml:space="preserve">Untuk catatan sejarah mengenai peristiwa ini, lihat </w:t>
       </w:r>
-      <w:hyperlink r:id="rId36">
-        <w:r>
-          <w:rPr>
-            <w:lang w:val="id_ID" w:bidi="id_ID"/>
-          </w:rPr>
-          <w:rPr>
-            <w:color w:val="0000EE"/>
-            <w:u w:val="single"/>
-          </w:rPr>
-          <w:t>2Raj. 25:8–17</w:t>
-        </w:r>
-      </w:hyperlink>
+      <w:r>
+        <w:rPr>
+          <w:lang w:val="id_ID" w:bidi="id_ID"/>
+        </w:rPr>
+        <w:t>2Raj. 25:8–17</w:t>
+      </w:r>
       <w:r>
         <w:rPr>
           <w:lang w:val="id_ID" w:bidi="id_ID"/>
         </w:rPr>
         <w:t xml:space="preserve">; </w:t>
       </w:r>
-      <w:hyperlink r:id="rId37">
-        <w:r>
-          <w:rPr>
-            <w:lang w:val="id_ID" w:bidi="id_ID"/>
-          </w:rPr>
-          <w:rPr>
-            <w:color w:val="0000EE"/>
-            <w:u w:val="single"/>
-          </w:rPr>
-          <w:t>2Taw. 36:13–21</w:t>
-        </w:r>
-      </w:hyperlink>
+      <w:r>
+        <w:rPr>
+          <w:lang w:val="id_ID" w:bidi="id_ID"/>
+        </w:rPr>
+        <w:t>2Taw. 36:13–21</w:t>
+      </w:r>
       <w:r>
         <w:rPr>
           <w:lang w:val="id_ID" w:bidi="id_ID"/>
         </w:rPr>
         <w:t xml:space="preserve">; </w:t>
       </w:r>
-      <w:hyperlink r:id="rId38">
-        <w:r>
-          <w:rPr>
-            <w:lang w:val="id_ID" w:bidi="id_ID"/>
-          </w:rPr>
-          <w:rPr>
-            <w:color w:val="0000EE"/>
-            <w:u w:val="single"/>
-          </w:rPr>
-          <w:t>Yer. 52:4–30</w:t>
-        </w:r>
-      </w:hyperlink>
+      <w:r>
+        <w:rPr>
+          <w:lang w:val="id_ID" w:bidi="id_ID"/>
+        </w:rPr>
+        <w:t>Yer. 52:4–30</w:t>
+      </w:r>
       <w:r>
         <w:rPr>
           <w:lang w:val="id_ID" w:bidi="id_ID"/>
@@ -1207,54 +1051,36 @@
         </w:rPr>
         <w:t xml:space="preserve">: Cara umum untuk mengekstrak sari buah anggur ialah dengan menginjak-injak buah itu. Gambaran ini digunakan secara jelas dalam </w:t>
       </w:r>
-      <w:hyperlink r:id="rId39">
-        <w:r>
-          <w:rPr>
-            <w:lang w:val="id_ID" w:bidi="id_ID"/>
-          </w:rPr>
-          <w:rPr>
-            <w:color w:val="0000EE"/>
-            <w:u w:val="single"/>
-          </w:rPr>
-          <w:t>Yes. 63:3</w:t>
-        </w:r>
-      </w:hyperlink>
+      <w:r>
+        <w:rPr>
+          <w:lang w:val="id_ID" w:bidi="id_ID"/>
+        </w:rPr>
+        <w:t>Yes. 63:3</w:t>
+      </w:r>
       <w:r>
         <w:rPr>
           <w:lang w:val="id_ID" w:bidi="id_ID"/>
         </w:rPr>
         <w:t xml:space="preserve"> untuk menunjukkan kengerian hukuman. Dalam </w:t>
       </w:r>
-      <w:hyperlink r:id="rId40">
-        <w:r>
-          <w:rPr>
-            <w:lang w:val="id_ID" w:bidi="id_ID"/>
-          </w:rPr>
-          <w:rPr>
-            <w:color w:val="0000EE"/>
-            <w:u w:val="single"/>
-          </w:rPr>
-          <w:t>Why. 14:18–20</w:t>
-        </w:r>
-      </w:hyperlink>
+      <w:r>
+        <w:rPr>
+          <w:lang w:val="id_ID" w:bidi="id_ID"/>
+        </w:rPr>
+        <w:t>Why. 14:18–20</w:t>
+      </w:r>
       <w:r>
         <w:rPr>
           <w:lang w:val="id_ID" w:bidi="id_ID"/>
         </w:rPr>
         <w:t xml:space="preserve">; </w:t>
       </w:r>
-      <w:hyperlink r:id="rId41">
-        <w:r>
-          <w:rPr>
-            <w:lang w:val="id_ID" w:bidi="id_ID"/>
-          </w:rPr>
-          <w:rPr>
-            <w:color w:val="0000EE"/>
-            <w:u w:val="single"/>
-          </w:rPr>
-          <w:t>19:15</w:t>
-        </w:r>
-      </w:hyperlink>
+      <w:r>
+        <w:rPr>
+          <w:lang w:val="id_ID" w:bidi="id_ID"/>
+        </w:rPr>
+        <w:t>19:15</w:t>
+      </w:r>
       <w:r>
         <w:rPr>
           <w:lang w:val="id_ID" w:bidi="id_ID"/>
@@ -1316,54 +1142,36 @@
         </w:rPr>
         <w:t>: Kekasih menggambarkan bangsa-bangsa sekutu. Mesir memiliki kepentingan besar di Yehuda karena Yehuda mengendalikan satu-satunya rute yang baik ke utara. Namun, Mesir meninggalkan Yehuda ketika Babel menyerang Yerusalem (</w:t>
       </w:r>
-      <w:hyperlink r:id="rId13">
-        <w:r>
-          <w:rPr>
-            <w:lang w:val="id_ID" w:bidi="id_ID"/>
-          </w:rPr>
-          <w:rPr>
-            <w:color w:val="0000EE"/>
-            <w:u w:val="single"/>
-          </w:rPr>
-          <w:t>Yer. 37:5–11</w:t>
-        </w:r>
-      </w:hyperlink>
+      <w:r>
+        <w:rPr>
+          <w:lang w:val="id_ID" w:bidi="id_ID"/>
+        </w:rPr>
+        <w:t>Yer. 37:5–11</w:t>
+      </w:r>
       <w:r>
         <w:rPr>
           <w:lang w:val="id_ID" w:bidi="id_ID"/>
         </w:rPr>
         <w:t>). • Ketika hujan sedikit di musim gugur dan musim semi di Palestina, musim panas tanpa hujan dapat merusak tanaman dan menyebabkan kekurangan pangan. Persediaan makanan juga habis selama pengepungan kota yang berkepanjangan (Januari 588–Juli 586 SM), dan banyak orang kelaparan hingga mati (</w:t>
       </w:r>
-      <w:hyperlink r:id="rId42">
-        <w:r>
-          <w:rPr>
-            <w:lang w:val="id_ID" w:bidi="id_ID"/>
-          </w:rPr>
-          <w:rPr>
-            <w:color w:val="0000EE"/>
-            <w:u w:val="single"/>
-          </w:rPr>
-          <w:t>2Raj. 25:2–3</w:t>
-        </w:r>
-      </w:hyperlink>
+      <w:r>
+        <w:rPr>
+          <w:lang w:val="id_ID" w:bidi="id_ID"/>
+        </w:rPr>
+        <w:t>2Raj. 25:2–3</w:t>
+      </w:r>
       <w:r>
         <w:rPr>
           <w:lang w:val="id_ID" w:bidi="id_ID"/>
         </w:rPr>
         <w:t xml:space="preserve">; bdk. </w:t>
       </w:r>
-      <w:hyperlink r:id="rId43">
-        <w:r>
-          <w:rPr>
-            <w:lang w:val="id_ID" w:bidi="id_ID"/>
-          </w:rPr>
-          <w:rPr>
-            <w:color w:val="0000EE"/>
-            <w:u w:val="single"/>
-          </w:rPr>
-          <w:t>Yer. 37:21</w:t>
-        </w:r>
-      </w:hyperlink>
+      <w:r>
+        <w:rPr>
+          <w:lang w:val="id_ID" w:bidi="id_ID"/>
+        </w:rPr>
+        <w:t>Yer. 37:21</w:t>
+      </w:r>
       <w:r>
         <w:rPr>
           <w:lang w:val="id_ID" w:bidi="id_ID"/>
@@ -1418,108 +1226,72 @@
         </w:rPr>
         <w:t>Para pemimpin dan rakyat Yehuda telah memberontak (</w:t>
       </w:r>
-      <w:hyperlink r:id="rId44">
-        <w:r>
-          <w:rPr>
-            <w:lang w:val="id_ID" w:bidi="id_ID"/>
-          </w:rPr>
-          <w:rPr>
-            <w:color w:val="0000EE"/>
-            <w:u w:val="single"/>
-          </w:rPr>
-          <w:t>Yer. 2:17</w:t>
-        </w:r>
-      </w:hyperlink>
+      <w:r>
+        <w:rPr>
+          <w:lang w:val="id_ID" w:bidi="id_ID"/>
+        </w:rPr>
+        <w:t>Yer. 2:17</w:t>
+      </w:r>
       <w:r>
         <w:rPr>
           <w:lang w:val="id_ID" w:bidi="id_ID"/>
         </w:rPr>
         <w:t xml:space="preserve">; </w:t>
       </w:r>
-      <w:hyperlink r:id="rId45">
-        <w:r>
-          <w:rPr>
-            <w:lang w:val="id_ID" w:bidi="id_ID"/>
-          </w:rPr>
-          <w:rPr>
-            <w:color w:val="0000EE"/>
-            <w:u w:val="single"/>
-          </w:rPr>
-          <w:t>5:6</w:t>
-        </w:r>
-      </w:hyperlink>
+      <w:r>
+        <w:rPr>
+          <w:lang w:val="id_ID" w:bidi="id_ID"/>
+        </w:rPr>
+        <w:t>5:6</w:t>
+      </w:r>
       <w:r>
         <w:rPr>
           <w:lang w:val="id_ID" w:bidi="id_ID"/>
         </w:rPr>
         <w:t xml:space="preserve">, </w:t>
       </w:r>
-      <w:hyperlink r:id="rId46">
-        <w:r>
-          <w:rPr>
-            <w:lang w:val="id_ID" w:bidi="id_ID"/>
-          </w:rPr>
-          <w:rPr>
-            <w:color w:val="0000EE"/>
-            <w:u w:val="single"/>
-          </w:rPr>
-          <w:t>23</w:t>
-        </w:r>
-      </w:hyperlink>
+      <w:r>
+        <w:rPr>
+          <w:lang w:val="id_ID" w:bidi="id_ID"/>
+        </w:rPr>
+        <w:t>23</w:t>
+      </w:r>
       <w:r>
         <w:rPr>
           <w:lang w:val="id_ID" w:bidi="id_ID"/>
         </w:rPr>
         <w:t>) dengan menolak satu-satunya Allah yang benar dan perintah-perintah-Nya serta melawan para penjajah yang telah dikirim Allah (</w:t>
       </w:r>
-      <w:hyperlink r:id="rId47">
-        <w:r>
-          <w:rPr>
-            <w:lang w:val="id_ID" w:bidi="id_ID"/>
-          </w:rPr>
-          <w:rPr>
-            <w:color w:val="0000EE"/>
-            <w:u w:val="single"/>
-          </w:rPr>
-          <w:t>2Raj. 24:1</w:t>
-        </w:r>
-      </w:hyperlink>
+      <w:r>
+        <w:rPr>
+          <w:lang w:val="id_ID" w:bidi="id_ID"/>
+        </w:rPr>
+        <w:t>2Raj. 24:1</w:t>
+      </w:r>
       <w:r>
         <w:rPr>
           <w:lang w:val="id_ID" w:bidi="id_ID"/>
         </w:rPr>
         <w:t xml:space="preserve">, </w:t>
       </w:r>
-      <w:hyperlink r:id="rId48">
-        <w:r>
-          <w:rPr>
-            <w:lang w:val="id_ID" w:bidi="id_ID"/>
-          </w:rPr>
-          <w:rPr>
-            <w:color w:val="0000EE"/>
-            <w:u w:val="single"/>
-          </w:rPr>
-          <w:t>20</w:t>
-        </w:r>
-      </w:hyperlink>
+      <w:r>
+        <w:rPr>
+          <w:lang w:val="id_ID" w:bidi="id_ID"/>
+        </w:rPr>
+        <w:t>20</w:t>
+      </w:r>
       <w:r>
         <w:rPr>
           <w:lang w:val="id_ID" w:bidi="id_ID"/>
         </w:rPr>
         <w:t xml:space="preserve">; </w:t>
       </w:r>
-      <w:hyperlink r:id="rId49">
-        <w:r>
-          <w:rPr>
-            <w:lang w:val="id_ID" w:bidi="id_ID"/>
-          </w:rPr>
-          <w:rPr>
-            <w:color w:val="0000EE"/>
-            <w:u w:val="single"/>
-          </w:rPr>
-          <w:t>2Taw. 36:13</w:t>
-        </w:r>
-      </w:hyperlink>
+      <w:r>
+        <w:rPr>
+          <w:lang w:val="id_ID" w:bidi="id_ID"/>
+        </w:rPr>
+        <w:t>2Taw. 36:13</w:t>
+      </w:r>
       <w:r>
         <w:rPr>
           <w:lang w:val="id_ID" w:bidi="id_ID"/>
@@ -1574,144 +1346,96 @@
         </w:rPr>
         <w:t xml:space="preserve">Hari yang telah Engkau umumkan itu: Semangat sang penulis kitab dikuatkan oleh keyakinan bahwa Allah akan menetapkan suatu hari ketika semua orang—baik penindas maupun korban—akan dihakimi dengan adil (lihat </w:t>
       </w:r>
-      <w:hyperlink r:id="rId50">
-        <w:r>
-          <w:rPr>
-            <w:lang w:val="id_ID" w:bidi="id_ID"/>
-          </w:rPr>
-          <w:rPr>
-            <w:color w:val="0000EE"/>
-            <w:u w:val="single"/>
-          </w:rPr>
-          <w:t>Yes. 13:6</w:t>
-        </w:r>
-      </w:hyperlink>
+      <w:r>
+        <w:rPr>
+          <w:lang w:val="id_ID" w:bidi="id_ID"/>
+        </w:rPr>
+        <w:t>Yes. 13:6</w:t>
+      </w:r>
       <w:r>
         <w:rPr>
           <w:lang w:val="id_ID" w:bidi="id_ID"/>
         </w:rPr>
         <w:t xml:space="preserve">, </w:t>
       </w:r>
-      <w:hyperlink r:id="rId51">
-        <w:r>
-          <w:rPr>
-            <w:lang w:val="id_ID" w:bidi="id_ID"/>
-          </w:rPr>
-          <w:rPr>
-            <w:color w:val="0000EE"/>
-            <w:u w:val="single"/>
-          </w:rPr>
-          <w:t>9</w:t>
-        </w:r>
-      </w:hyperlink>
+      <w:r>
+        <w:rPr>
+          <w:lang w:val="id_ID" w:bidi="id_ID"/>
+        </w:rPr>
+        <w:t>9</w:t>
+      </w:r>
       <w:r>
         <w:rPr>
           <w:lang w:val="id_ID" w:bidi="id_ID"/>
         </w:rPr>
         <w:t xml:space="preserve">; </w:t>
       </w:r>
-      <w:hyperlink r:id="rId52">
-        <w:r>
-          <w:rPr>
-            <w:lang w:val="id_ID" w:bidi="id_ID"/>
-          </w:rPr>
-          <w:rPr>
-            <w:color w:val="0000EE"/>
-            <w:u w:val="single"/>
-          </w:rPr>
-          <w:t>Yer. 46:10–12</w:t>
-        </w:r>
-      </w:hyperlink>
+      <w:r>
+        <w:rPr>
+          <w:lang w:val="id_ID" w:bidi="id_ID"/>
+        </w:rPr>
+        <w:t>Yer. 46:10–12</w:t>
+      </w:r>
       <w:r>
         <w:rPr>
           <w:lang w:val="id_ID" w:bidi="id_ID"/>
         </w:rPr>
         <w:t xml:space="preserve">, </w:t>
       </w:r>
-      <w:hyperlink r:id="rId53">
-        <w:r>
-          <w:rPr>
-            <w:lang w:val="id_ID" w:bidi="id_ID"/>
-          </w:rPr>
-          <w:rPr>
-            <w:color w:val="0000EE"/>
-            <w:u w:val="single"/>
-          </w:rPr>
-          <w:t>27–28</w:t>
-        </w:r>
-      </w:hyperlink>
+      <w:r>
+        <w:rPr>
+          <w:lang w:val="id_ID" w:bidi="id_ID"/>
+        </w:rPr>
+        <w:t>27–28</w:t>
+      </w:r>
       <w:r>
         <w:rPr>
           <w:lang w:val="id_ID" w:bidi="id_ID"/>
         </w:rPr>
         <w:t xml:space="preserve">; </w:t>
       </w:r>
-      <w:hyperlink r:id="rId54">
-        <w:r>
-          <w:rPr>
-            <w:lang w:val="id_ID" w:bidi="id_ID"/>
-          </w:rPr>
-          <w:rPr>
-            <w:color w:val="0000EE"/>
-            <w:u w:val="single"/>
-          </w:rPr>
-          <w:t>Amos 5:18–20</w:t>
-        </w:r>
-      </w:hyperlink>
+      <w:r>
+        <w:rPr>
+          <w:lang w:val="id_ID" w:bidi="id_ID"/>
+        </w:rPr>
+        <w:t>Amos 5:18–20</w:t>
+      </w:r>
       <w:r>
         <w:rPr>
           <w:lang w:val="id_ID" w:bidi="id_ID"/>
         </w:rPr>
         <w:t xml:space="preserve">; </w:t>
       </w:r>
-      <w:hyperlink r:id="rId55">
-        <w:r>
-          <w:rPr>
-            <w:lang w:val="id_ID" w:bidi="id_ID"/>
-          </w:rPr>
-          <w:rPr>
-            <w:color w:val="0000EE"/>
-            <w:u w:val="single"/>
-          </w:rPr>
-          <w:t>Obaja 1:15</w:t>
-        </w:r>
-      </w:hyperlink>
+      <w:r>
+        <w:rPr>
+          <w:lang w:val="id_ID" w:bidi="id_ID"/>
+        </w:rPr>
+        <w:t>Obaja 1:15</w:t>
+      </w:r>
       <w:r>
         <w:rPr>
           <w:lang w:val="id_ID" w:bidi="id_ID"/>
         </w:rPr>
         <w:t xml:space="preserve">; </w:t>
       </w:r>
-      <w:hyperlink r:id="rId56">
-        <w:r>
-          <w:rPr>
-            <w:lang w:val="id_ID" w:bidi="id_ID"/>
-          </w:rPr>
-          <w:rPr>
-            <w:color w:val="0000EE"/>
-            <w:u w:val="single"/>
-          </w:rPr>
-          <w:t>1Tes. 5:2–3</w:t>
-        </w:r>
-      </w:hyperlink>
+      <w:r>
+        <w:rPr>
+          <w:lang w:val="id_ID" w:bidi="id_ID"/>
+        </w:rPr>
+        <w:t>1Tes. 5:2–3</w:t>
+      </w:r>
       <w:r>
         <w:rPr>
           <w:lang w:val="id_ID" w:bidi="id_ID"/>
         </w:rPr>
         <w:t xml:space="preserve">; </w:t>
       </w:r>
-      <w:hyperlink r:id="rId57">
-        <w:r>
-          <w:rPr>
-            <w:lang w:val="id_ID" w:bidi="id_ID"/>
-          </w:rPr>
-          <w:rPr>
-            <w:color w:val="0000EE"/>
-            <w:u w:val="single"/>
-          </w:rPr>
-          <w:t>2Tes. 2:2</w:t>
-        </w:r>
-      </w:hyperlink>
+      <w:r>
+        <w:rPr>
+          <w:lang w:val="id_ID" w:bidi="id_ID"/>
+        </w:rPr>
+        <w:t>2Tes. 2:2</w:t>
+      </w:r>
       <w:r>
         <w:rPr>
           <w:lang w:val="id_ID" w:bidi="id_ID"/>
@@ -1779,54 +1503,36 @@
         </w:rPr>
         <w:t xml:space="preserve">): Bdk. </w:t>
       </w:r>
-      <w:hyperlink r:id="rId58">
-        <w:r>
-          <w:rPr>
-            <w:lang w:val="id_ID" w:bidi="id_ID"/>
-          </w:rPr>
-          <w:rPr>
-            <w:color w:val="0000EE"/>
-            <w:u w:val="single"/>
-          </w:rPr>
-          <w:t>1Taw. 28:2</w:t>
-        </w:r>
-      </w:hyperlink>
+      <w:r>
+        <w:rPr>
+          <w:lang w:val="id_ID" w:bidi="id_ID"/>
+        </w:rPr>
+        <w:t>1Taw. 28:2</w:t>
+      </w:r>
       <w:r>
         <w:rPr>
           <w:lang w:val="id_ID" w:bidi="id_ID"/>
         </w:rPr>
         <w:t xml:space="preserve">; </w:t>
       </w:r>
-      <w:hyperlink r:id="rId59">
-        <w:r>
-          <w:rPr>
-            <w:lang w:val="id_ID" w:bidi="id_ID"/>
-          </w:rPr>
-          <w:rPr>
-            <w:color w:val="0000EE"/>
-            <w:u w:val="single"/>
-          </w:rPr>
-          <w:t>Mzm. 99:5</w:t>
-        </w:r>
-      </w:hyperlink>
+      <w:r>
+        <w:rPr>
+          <w:lang w:val="id_ID" w:bidi="id_ID"/>
+        </w:rPr>
+        <w:t>Mzm. 99:5</w:t>
+      </w:r>
       <w:r>
         <w:rPr>
           <w:lang w:val="id_ID" w:bidi="id_ID"/>
         </w:rPr>
         <w:t xml:space="preserve">; </w:t>
       </w:r>
-      <w:hyperlink r:id="rId60">
-        <w:r>
-          <w:rPr>
-            <w:lang w:val="id_ID" w:bidi="id_ID"/>
-          </w:rPr>
-          <w:rPr>
-            <w:color w:val="0000EE"/>
-            <w:u w:val="single"/>
-          </w:rPr>
-          <w:t>132:7</w:t>
-        </w:r>
-      </w:hyperlink>
+      <w:r>
+        <w:rPr>
+          <w:lang w:val="id_ID" w:bidi="id_ID"/>
+        </w:rPr>
+        <w:t>132:7</w:t>
+      </w:r>
       <w:r>
         <w:rPr>
           <w:lang w:val="id_ID" w:bidi="id_ID"/>
@@ -1935,108 +1641,72 @@
         </w:rPr>
         <w:t xml:space="preserve">: Di masa lalu, Tuhan adalah pejuang yang perkasa bagi Israel (lihat </w:t>
       </w:r>
-      <w:hyperlink r:id="rId61">
-        <w:r>
-          <w:rPr>
-            <w:lang w:val="id_ID" w:bidi="id_ID"/>
-          </w:rPr>
-          <w:rPr>
-            <w:color w:val="0000EE"/>
-            <w:u w:val="single"/>
-          </w:rPr>
-          <w:t>Kel. 14:13–15:21</w:t>
-        </w:r>
-      </w:hyperlink>
+      <w:r>
+        <w:rPr>
+          <w:lang w:val="id_ID" w:bidi="id_ID"/>
+        </w:rPr>
+        <w:t>Kel. 14:13–15:21</w:t>
+      </w:r>
       <w:r>
         <w:rPr>
           <w:lang w:val="id_ID" w:bidi="id_ID"/>
         </w:rPr>
         <w:t xml:space="preserve">; </w:t>
       </w:r>
-      <w:hyperlink r:id="rId62">
-        <w:r>
-          <w:rPr>
-            <w:lang w:val="id_ID" w:bidi="id_ID"/>
-          </w:rPr>
-          <w:rPr>
-            <w:color w:val="0000EE"/>
-            <w:u w:val="single"/>
-          </w:rPr>
-          <w:t>Yos. 23:9–11</w:t>
-        </w:r>
-      </w:hyperlink>
+      <w:r>
+        <w:rPr>
+          <w:lang w:val="id_ID" w:bidi="id_ID"/>
+        </w:rPr>
+        <w:t>Yos. 23:9–11</w:t>
+      </w:r>
       <w:r>
         <w:rPr>
           <w:lang w:val="id_ID" w:bidi="id_ID"/>
         </w:rPr>
         <w:t xml:space="preserve">; </w:t>
       </w:r>
-      <w:hyperlink r:id="rId63">
-        <w:r>
-          <w:rPr>
-            <w:lang w:val="id_ID" w:bidi="id_ID"/>
-          </w:rPr>
-          <w:rPr>
-            <w:color w:val="0000EE"/>
-            <w:u w:val="single"/>
-          </w:rPr>
-          <w:t>Hak. 7</w:t>
-        </w:r>
-      </w:hyperlink>
+      <w:r>
+        <w:rPr>
+          <w:lang w:val="id_ID" w:bidi="id_ID"/>
+        </w:rPr>
+        <w:t>Hak. 7</w:t>
+      </w:r>
       <w:r>
         <w:rPr>
           <w:lang w:val="id_ID" w:bidi="id_ID"/>
         </w:rPr>
         <w:t xml:space="preserve">; </w:t>
       </w:r>
-      <w:hyperlink r:id="rId64">
-        <w:r>
-          <w:rPr>
-            <w:lang w:val="id_ID" w:bidi="id_ID"/>
-          </w:rPr>
-          <w:rPr>
-            <w:color w:val="0000EE"/>
-            <w:u w:val="single"/>
-          </w:rPr>
-          <w:t>2Raj. 19:32–35</w:t>
-        </w:r>
-      </w:hyperlink>
+      <w:r>
+        <w:rPr>
+          <w:lang w:val="id_ID" w:bidi="id_ID"/>
+        </w:rPr>
+        <w:t>2Raj. 19:32–35</w:t>
+      </w:r>
       <w:r>
         <w:rPr>
           <w:lang w:val="id_ID" w:bidi="id_ID"/>
         </w:rPr>
         <w:t xml:space="preserve">); sekarang Ia berperang melawan Yerusalem (lihat </w:t>
       </w:r>
-      <w:hyperlink r:id="rId65">
-        <w:r>
-          <w:rPr>
-            <w:lang w:val="id_ID" w:bidi="id_ID"/>
-          </w:rPr>
-          <w:rPr>
-            <w:color w:val="0000EE"/>
-            <w:u w:val="single"/>
-          </w:rPr>
-          <w:t>Yes. 63:10</w:t>
-        </w:r>
-      </w:hyperlink>
+      <w:r>
+        <w:rPr>
+          <w:lang w:val="id_ID" w:bidi="id_ID"/>
+        </w:rPr>
+        <w:t>Yes. 63:10</w:t>
+      </w:r>
       <w:r>
         <w:rPr>
           <w:lang w:val="id_ID" w:bidi="id_ID"/>
         </w:rPr>
         <w:t xml:space="preserve">; </w:t>
       </w:r>
-      <w:hyperlink r:id="rId66">
-        <w:r>
-          <w:rPr>
-            <w:lang w:val="id_ID" w:bidi="id_ID"/>
-          </w:rPr>
-          <w:rPr>
-            <w:color w:val="0000EE"/>
-            <w:u w:val="single"/>
-          </w:rPr>
-          <w:t>Yeh. 24:25</w:t>
-        </w:r>
-      </w:hyperlink>
+      <w:r>
+        <w:rPr>
+          <w:lang w:val="id_ID" w:bidi="id_ID"/>
+        </w:rPr>
+        <w:t>Yeh. 24:25</w:t>
+      </w:r>
       <w:r>
         <w:rPr>
           <w:lang w:val="id_ID" w:bidi="id_ID"/>
@@ -2091,18 +1761,12 @@
         </w:rPr>
         <w:t>Sebuah tempat berlindung di kebun adalah bangunan sementara yang dipasang oleh para pemanen untuk memberikan naungan. Allah telah berjanji untuk memelihara Bait-Nya selamanya (</w:t>
       </w:r>
-      <w:hyperlink r:id="rId67">
-        <w:r>
-          <w:rPr>
-            <w:lang w:val="id_ID" w:bidi="id_ID"/>
-          </w:rPr>
-          <w:rPr>
-            <w:color w:val="0000EE"/>
-            <w:u w:val="single"/>
-          </w:rPr>
-          <w:t>1Raj. 9:3</w:t>
-        </w:r>
-      </w:hyperlink>
+      <w:r>
+        <w:rPr>
+          <w:lang w:val="id_ID" w:bidi="id_ID"/>
+        </w:rPr>
+        <w:t>1Raj. 9:3</w:t>
+      </w:r>
       <w:r>
         <w:rPr>
           <w:lang w:val="id_ID" w:bidi="id_ID"/>
@@ -2157,72 +1821,48 @@
         </w:rPr>
         <w:t xml:space="preserve">Bait Suci dihancurkan karena dosa-dosa yang dilakukan oleh para imam dan umat di dalam temboknya yang telah menajiskan kekudusannya (bdk. </w:t>
       </w:r>
-      <w:hyperlink r:id="rId68">
-        <w:r>
-          <w:rPr>
-            <w:lang w:val="id_ID" w:bidi="id_ID"/>
-          </w:rPr>
-          <w:rPr>
-            <w:color w:val="0000EE"/>
-            <w:u w:val="single"/>
-          </w:rPr>
-          <w:t>Yer. 7:3–15</w:t>
-        </w:r>
-      </w:hyperlink>
+      <w:r>
+        <w:rPr>
+          <w:lang w:val="id_ID" w:bidi="id_ID"/>
+        </w:rPr>
+        <w:t>Yer. 7:3–15</w:t>
+      </w:r>
       <w:r>
         <w:rPr>
           <w:lang w:val="id_ID" w:bidi="id_ID"/>
         </w:rPr>
         <w:t xml:space="preserve">; </w:t>
       </w:r>
-      <w:hyperlink r:id="rId69">
-        <w:r>
-          <w:rPr>
-            <w:lang w:val="id_ID" w:bidi="id_ID"/>
-          </w:rPr>
-          <w:rPr>
-            <w:color w:val="0000EE"/>
-            <w:u w:val="single"/>
-          </w:rPr>
-          <w:t>26:3–6</w:t>
-        </w:r>
-      </w:hyperlink>
+      <w:r>
+        <w:rPr>
+          <w:lang w:val="id_ID" w:bidi="id_ID"/>
+        </w:rPr>
+        <w:t>26:3–6</w:t>
+      </w:r>
       <w:r>
         <w:rPr>
           <w:lang w:val="id_ID" w:bidi="id_ID"/>
         </w:rPr>
         <w:t xml:space="preserve">, </w:t>
       </w:r>
-      <w:hyperlink r:id="rId70">
-        <w:r>
-          <w:rPr>
-            <w:lang w:val="id_ID" w:bidi="id_ID"/>
-          </w:rPr>
-          <w:rPr>
-            <w:color w:val="0000EE"/>
-            <w:u w:val="single"/>
-          </w:rPr>
-          <w:t>12–13</w:t>
-        </w:r>
-      </w:hyperlink>
+      <w:r>
+        <w:rPr>
+          <w:lang w:val="id_ID" w:bidi="id_ID"/>
+        </w:rPr>
+        <w:t>12–13</w:t>
+      </w:r>
       <w:r>
         <w:rPr>
           <w:lang w:val="id_ID" w:bidi="id_ID"/>
         </w:rPr>
         <w:t xml:space="preserve">; </w:t>
       </w:r>
-      <w:hyperlink r:id="rId71">
-        <w:r>
-          <w:rPr>
-            <w:lang w:val="id_ID" w:bidi="id_ID"/>
-          </w:rPr>
-          <w:rPr>
-            <w:color w:val="0000EE"/>
-            <w:u w:val="single"/>
-          </w:rPr>
-          <w:t>Yeh. 24:21</w:t>
-        </w:r>
-      </w:hyperlink>
+      <w:r>
+        <w:rPr>
+          <w:lang w:val="id_ID" w:bidi="id_ID"/>
+        </w:rPr>
+        <w:t>Yeh. 24:21</w:t>
+      </w:r>
       <w:r>
         <w:rPr>
           <w:lang w:val="id_ID" w:bidi="id_ID"/>
@@ -2331,36 +1971,24 @@
         </w:rPr>
         <w:t>: Daniel dan Yehezkiel adalah nabi-nabi Tuhan yang menerima penglihatan saat mereka tinggal di antara orang-orang buangan yang jauh dari tanah Yehuda (</w:t>
       </w:r>
-      <w:hyperlink r:id="rId72">
-        <w:r>
-          <w:rPr>
-            <w:lang w:val="id_ID" w:bidi="id_ID"/>
-          </w:rPr>
-          <w:rPr>
-            <w:color w:val="0000EE"/>
-            <w:u w:val="single"/>
-          </w:rPr>
-          <w:t>Yeh. 1:1</w:t>
-        </w:r>
-      </w:hyperlink>
+      <w:r>
+        <w:rPr>
+          <w:lang w:val="id_ID" w:bidi="id_ID"/>
+        </w:rPr>
+        <w:t>Yeh. 1:1</w:t>
+      </w:r>
       <w:r>
         <w:rPr>
           <w:lang w:val="id_ID" w:bidi="id_ID"/>
         </w:rPr>
         <w:t xml:space="preserve">; </w:t>
       </w:r>
-      <w:hyperlink r:id="rId73">
-        <w:r>
-          <w:rPr>
-            <w:lang w:val="id_ID" w:bidi="id_ID"/>
-          </w:rPr>
-          <w:rPr>
-            <w:color w:val="0000EE"/>
-            <w:u w:val="single"/>
-          </w:rPr>
-          <w:t>Dan. 7:1</w:t>
-        </w:r>
-      </w:hyperlink>
+      <w:r>
+        <w:rPr>
+          <w:lang w:val="id_ID" w:bidi="id_ID"/>
+        </w:rPr>
+        <w:t>Dan. 7:1</w:t>
+      </w:r>
       <w:r>
         <w:rPr>
           <w:lang w:val="id_ID" w:bidi="id_ID"/>
@@ -2476,18 +2104,12 @@
         </w:rPr>
         <w:t>Siapa yang akan memulihkan engkau? Semua tabib dan nabi yang terkenal adalah pembohong dan penipu (</w:t>
       </w:r>
-      <w:hyperlink r:id="rId74">
-        <w:r>
-          <w:rPr>
-            <w:lang w:val="id_ID" w:bidi="id_ID"/>
-          </w:rPr>
-          <w:rPr>
-            <w:color w:val="0000EE"/>
-            <w:u w:val="single"/>
-          </w:rPr>
-          <w:t>Yer. 6:13–14</w:t>
-        </w:r>
-      </w:hyperlink>
+      <w:r>
+        <w:rPr>
+          <w:lang w:val="id_ID" w:bidi="id_ID"/>
+        </w:rPr>
+        <w:t>Yer. 6:13–14</w:t>
+      </w:r>
       <w:r>
         <w:rPr>
           <w:lang w:val="id_ID" w:bidi="id_ID"/>
@@ -2590,36 +2212,24 @@
         </w:rPr>
         <w:t>yang dirancangkan-Nya … dahulu kala: Janji Allah tentang berkat selalu bergantung pada ketaatan Israel terhadap hukum Taurat (</w:t>
       </w:r>
-      <w:hyperlink r:id="rId75">
-        <w:r>
-          <w:rPr>
-            <w:lang w:val="id_ID" w:bidi="id_ID"/>
-          </w:rPr>
-          <w:rPr>
-            <w:color w:val="0000EE"/>
-            <w:u w:val="single"/>
-          </w:rPr>
-          <w:t>Ul. 8</w:t>
-        </w:r>
-      </w:hyperlink>
+      <w:r>
+        <w:rPr>
+          <w:lang w:val="id_ID" w:bidi="id_ID"/>
+        </w:rPr>
+        <w:t>Ul. 8</w:t>
+      </w:r>
       <w:r>
         <w:rPr>
           <w:lang w:val="id_ID" w:bidi="id_ID"/>
         </w:rPr>
         <w:t>). Ia telah berjanji untuk menghancurkan mereka jika mereka tidak mematuhinya (</w:t>
       </w:r>
-      <w:hyperlink r:id="rId76">
-        <w:r>
-          <w:rPr>
-            <w:lang w:val="id_ID" w:bidi="id_ID"/>
-          </w:rPr>
-          <w:rPr>
-            <w:color w:val="0000EE"/>
-            <w:u w:val="single"/>
-          </w:rPr>
-          <w:t>Im. 26</w:t>
-        </w:r>
-      </w:hyperlink>
+      <w:r>
+        <w:rPr>
+          <w:lang w:val="id_ID" w:bidi="id_ID"/>
+        </w:rPr>
+        <w:t>Im. 26</w:t>
+      </w:r>
       <w:r>
         <w:rPr>
           <w:lang w:val="id_ID" w:bidi="id_ID"/>
@@ -2722,90 +2332,60 @@
         </w:rPr>
         <w:t>Yeremia telah memperkirakan bahwa kanibalisme yang sama yang terjadi selama pengepungan Samaria (</w:t>
       </w:r>
-      <w:hyperlink r:id="rId77">
-        <w:r>
-          <w:rPr>
-            <w:lang w:val="id_ID" w:bidi="id_ID"/>
-          </w:rPr>
-          <w:rPr>
-            <w:color w:val="0000EE"/>
-            <w:u w:val="single"/>
-          </w:rPr>
-          <w:t>2Raj. 6:28–29</w:t>
-        </w:r>
-      </w:hyperlink>
+      <w:r>
+        <w:rPr>
+          <w:lang w:val="id_ID" w:bidi="id_ID"/>
+        </w:rPr>
+        <w:t>2Raj. 6:28–29</w:t>
+      </w:r>
       <w:r>
         <w:rPr>
           <w:lang w:val="id_ID" w:bidi="id_ID"/>
         </w:rPr>
         <w:t>) akan terjadi di Yerusalem (</w:t>
       </w:r>
-      <w:hyperlink r:id="rId78">
-        <w:r>
-          <w:rPr>
-            <w:lang w:val="id_ID" w:bidi="id_ID"/>
-          </w:rPr>
-          <w:rPr>
-            <w:color w:val="0000EE"/>
-            <w:u w:val="single"/>
-          </w:rPr>
-          <w:t>Yer. 19:9</w:t>
-        </w:r>
-      </w:hyperlink>
+      <w:r>
+        <w:rPr>
+          <w:lang w:val="id_ID" w:bidi="id_ID"/>
+        </w:rPr>
+        <w:t>Yer. 19:9</w:t>
+      </w:r>
       <w:r>
         <w:rPr>
           <w:lang w:val="id_ID" w:bidi="id_ID"/>
         </w:rPr>
         <w:t xml:space="preserve">; lihat juga </w:t>
       </w:r>
-      <w:hyperlink r:id="rId79">
-        <w:r>
-          <w:rPr>
-            <w:lang w:val="id_ID" w:bidi="id_ID"/>
-          </w:rPr>
-          <w:rPr>
-            <w:color w:val="0000EE"/>
-            <w:u w:val="single"/>
-          </w:rPr>
-          <w:t>Rat. 4:10</w:t>
-        </w:r>
-      </w:hyperlink>
+      <w:r>
+        <w:rPr>
+          <w:lang w:val="id_ID" w:bidi="id_ID"/>
+        </w:rPr>
+        <w:t>Rat. 4:10</w:t>
+      </w:r>
       <w:r>
         <w:rPr>
           <w:lang w:val="id_ID" w:bidi="id_ID"/>
         </w:rPr>
         <w:t xml:space="preserve">; </w:t>
       </w:r>
-      <w:hyperlink r:id="rId80">
-        <w:r>
-          <w:rPr>
-            <w:lang w:val="id_ID" w:bidi="id_ID"/>
-          </w:rPr>
-          <w:rPr>
-            <w:color w:val="0000EE"/>
-            <w:u w:val="single"/>
-          </w:rPr>
-          <w:t>Yeh. 5:10</w:t>
-        </w:r>
-      </w:hyperlink>
+      <w:r>
+        <w:rPr>
+          <w:lang w:val="id_ID" w:bidi="id_ID"/>
+        </w:rPr>
+        <w:t>Yeh. 5:10</w:t>
+      </w:r>
       <w:r>
         <w:rPr>
           <w:lang w:val="id_ID" w:bidi="id_ID"/>
         </w:rPr>
         <w:t xml:space="preserve">; bdk. </w:t>
       </w:r>
-      <w:hyperlink r:id="rId81">
-        <w:r>
-          <w:rPr>
-            <w:lang w:val="id_ID" w:bidi="id_ID"/>
-          </w:rPr>
-          <w:rPr>
-            <w:color w:val="0000EE"/>
-            <w:u w:val="single"/>
-          </w:rPr>
-          <w:t>Ul. 28:53–57</w:t>
-        </w:r>
-      </w:hyperlink>
+      <w:r>
+        <w:rPr>
+          <w:lang w:val="id_ID" w:bidi="id_ID"/>
+        </w:rPr>
+        <w:t>Ul. 28:53–57</w:t>
+      </w:r>
       <w:r>
         <w:rPr>
           <w:lang w:val="id_ID" w:bidi="id_ID"/>
@@ -2860,36 +2440,24 @@
         </w:rPr>
         <w:t>pada hari perayaan Engkau mengundang semua: Penulis kitab mengibaratkan kehancuran Yerusalem dengan undangan ke perjamuan di mana perang, kelaparan, binatang buas, dan penyakit akan menjamu orang jahat di Yerusalem (</w:t>
       </w:r>
-      <w:hyperlink r:id="rId82">
-        <w:r>
-          <w:rPr>
-            <w:lang w:val="id_ID" w:bidi="id_ID"/>
-          </w:rPr>
-          <w:rPr>
-            <w:color w:val="0000EE"/>
-            <w:u w:val="single"/>
-          </w:rPr>
-          <w:t>Ul. 28:15–68</w:t>
-        </w:r>
-      </w:hyperlink>
+      <w:r>
+        <w:rPr>
+          <w:lang w:val="id_ID" w:bidi="id_ID"/>
+        </w:rPr>
+        <w:t>Ul. 28:15–68</w:t>
+      </w:r>
       <w:r>
         <w:rPr>
           <w:lang w:val="id_ID" w:bidi="id_ID"/>
         </w:rPr>
         <w:t xml:space="preserve">; bdk. </w:t>
       </w:r>
-      <w:hyperlink r:id="rId83">
-        <w:r>
-          <w:rPr>
-            <w:lang w:val="id_ID" w:bidi="id_ID"/>
-          </w:rPr>
-          <w:rPr>
-            <w:color w:val="0000EE"/>
-            <w:u w:val="single"/>
-          </w:rPr>
-          <w:t>Why. 19:17–21</w:t>
-        </w:r>
-      </w:hyperlink>
+      <w:r>
+        <w:rPr>
+          <w:lang w:val="id_ID" w:bidi="id_ID"/>
+        </w:rPr>
+        <w:t>Why. 19:17–21</w:t>
+      </w:r>
       <w:r>
         <w:rPr>
           <w:lang w:val="id_ID" w:bidi="id_ID"/>
@@ -2992,90 +2560,60 @@
         </w:rPr>
         <w:t>Dalam Pasal ini, penulis meratapi apa yang telah terjadi (</w:t>
       </w:r>
-      <w:hyperlink r:id="rId84">
-        <w:r>
-          <w:rPr>
-            <w:lang w:val="id_ID" w:bidi="id_ID"/>
-          </w:rPr>
-          <w:rPr>
-            <w:color w:val="0000EE"/>
-            <w:u w:val="single"/>
-          </w:rPr>
-          <w:t>3:1–20</w:t>
-        </w:r>
-      </w:hyperlink>
+      <w:r>
+        <w:rPr>
+          <w:lang w:val="id_ID" w:bidi="id_ID"/>
+        </w:rPr>
+        <w:t>3:1–20</w:t>
+      </w:r>
       <w:r>
         <w:rPr>
           <w:lang w:val="id_ID" w:bidi="id_ID"/>
         </w:rPr>
         <w:t xml:space="preserve">, </w:t>
       </w:r>
-      <w:hyperlink r:id="rId85">
-        <w:r>
-          <w:rPr>
-            <w:lang w:val="id_ID" w:bidi="id_ID"/>
-          </w:rPr>
-          <w:rPr>
-            <w:color w:val="0000EE"/>
-            <w:u w:val="single"/>
-          </w:rPr>
-          <w:t>48–54</w:t>
-        </w:r>
-      </w:hyperlink>
+      <w:r>
+        <w:rPr>
+          <w:lang w:val="id_ID" w:bidi="id_ID"/>
+        </w:rPr>
+        <w:t>48–54</w:t>
+      </w:r>
       <w:r>
         <w:rPr>
           <w:lang w:val="id_ID" w:bidi="id_ID"/>
         </w:rPr>
         <w:t>), mengingat kasih setia Tuhan (</w:t>
       </w:r>
-      <w:hyperlink r:id="rId86">
-        <w:r>
-          <w:rPr>
-            <w:lang w:val="id_ID" w:bidi="id_ID"/>
-          </w:rPr>
-          <w:rPr>
-            <w:color w:val="0000EE"/>
-            <w:u w:val="single"/>
-          </w:rPr>
-          <w:t>3:21–25</w:t>
-        </w:r>
-      </w:hyperlink>
+      <w:r>
+        <w:rPr>
+          <w:lang w:val="id_ID" w:bidi="id_ID"/>
+        </w:rPr>
+        <w:t>3:21–25</w:t>
+      </w:r>
       <w:r>
         <w:rPr>
           <w:lang w:val="id_ID" w:bidi="id_ID"/>
         </w:rPr>
         <w:t>), menggambarkan bagaimana umat Allah seharusnya menanggapi (</w:t>
       </w:r>
-      <w:hyperlink r:id="rId87">
-        <w:r>
-          <w:rPr>
-            <w:lang w:val="id_ID" w:bidi="id_ID"/>
-          </w:rPr>
-          <w:rPr>
-            <w:color w:val="0000EE"/>
-            <w:u w:val="single"/>
-          </w:rPr>
-          <w:t>3:26–47</w:t>
-        </w:r>
-      </w:hyperlink>
+      <w:r>
+        <w:rPr>
+          <w:lang w:val="id_ID" w:bidi="id_ID"/>
+        </w:rPr>
+        <w:t>3:26–47</w:t>
+      </w:r>
       <w:r>
         <w:rPr>
           <w:lang w:val="id_ID" w:bidi="id_ID"/>
         </w:rPr>
         <w:t>), dan berseru kepada Tuhan dalam doa (</w:t>
       </w:r>
-      <w:hyperlink r:id="rId88">
-        <w:r>
-          <w:rPr>
-            <w:lang w:val="id_ID" w:bidi="id_ID"/>
-          </w:rPr>
-          <w:rPr>
-            <w:color w:val="0000EE"/>
-            <w:u w:val="single"/>
-          </w:rPr>
-          <w:t>3:55–66</w:t>
-        </w:r>
-      </w:hyperlink>
+      <w:r>
+        <w:rPr>
+          <w:lang w:val="id_ID" w:bidi="id_ID"/>
+        </w:rPr>
+        <w:t>3:55–66</w:t>
+      </w:r>
       <w:r>
         <w:rPr>
           <w:lang w:val="id_ID" w:bidi="id_ID"/>
@@ -3130,18 +2668,12 @@
         </w:rPr>
         <w:t>Beberapa orang memahami ayat-ayat ini sebagai referensi puitis mengenai penahanan Yeremia di dalam sumur berlumpur sebelum kehancuran Yerusalem (</w:t>
       </w:r>
-      <w:hyperlink r:id="rId89">
-        <w:r>
-          <w:rPr>
-            <w:lang w:val="id_ID" w:bidi="id_ID"/>
-          </w:rPr>
-          <w:rPr>
-            <w:color w:val="0000EE"/>
-            <w:u w:val="single"/>
-          </w:rPr>
-          <w:t>Yer. 38:6–13</w:t>
-        </w:r>
-      </w:hyperlink>
+      <w:r>
+        <w:rPr>
+          <w:lang w:val="id_ID" w:bidi="id_ID"/>
+        </w:rPr>
+        <w:t>Yer. 38:6–13</w:t>
+      </w:r>
       <w:r>
         <w:rPr>
           <w:lang w:val="id_ID" w:bidi="id_ID"/>
@@ -3196,36 +2728,24 @@
         </w:rPr>
         <w:t>merintangi jalan-jalanku … menjadikannya tidak terlalui: Dosa menyebabkan kebingungan dan memisahkan seseorang atau komunitas dari masa depan yang bahagia. Orang-orang yang tidak bersalah melihat masa depan sebagai jalan lurus yang mudah diikuti (</w:t>
       </w:r>
-      <w:hyperlink r:id="rId90">
-        <w:r>
-          <w:rPr>
-            <w:lang w:val="id_ID" w:bidi="id_ID"/>
-          </w:rPr>
-          <w:rPr>
-            <w:color w:val="0000EE"/>
-            <w:u w:val="single"/>
-          </w:rPr>
-          <w:t>Ams. 21:8</w:t>
-        </w:r>
-      </w:hyperlink>
+      <w:r>
+        <w:rPr>
+          <w:lang w:val="id_ID" w:bidi="id_ID"/>
+        </w:rPr>
+        <w:t>Ams. 21:8</w:t>
+      </w:r>
       <w:r>
         <w:rPr>
           <w:lang w:val="id_ID" w:bidi="id_ID"/>
         </w:rPr>
         <w:t>). Yesaya membayangkan tindakan Allah sebagai sebuah prosesi di jalan lurus yang akan dipersiapkan oleh para penyembah-Nya (</w:t>
       </w:r>
-      <w:hyperlink r:id="rId91">
-        <w:r>
-          <w:rPr>
-            <w:lang w:val="id_ID" w:bidi="id_ID"/>
-          </w:rPr>
-          <w:rPr>
-            <w:color w:val="0000EE"/>
-            <w:u w:val="single"/>
-          </w:rPr>
-          <w:t>Yes. 40:3</w:t>
-        </w:r>
-      </w:hyperlink>
+      <w:r>
+        <w:rPr>
+          <w:lang w:val="id_ID" w:bidi="id_ID"/>
+        </w:rPr>
+        <w:t>Yes. 40:3</w:t>
+      </w:r>
       <w:r>
         <w:rPr>
           <w:lang w:val="id_ID" w:bidi="id_ID"/>
@@ -3280,18 +2800,12 @@
         </w:rPr>
         <w:t xml:space="preserve">Bandingkan dengan </w:t>
       </w:r>
-      <w:hyperlink r:id="rId92">
-        <w:r>
-          <w:rPr>
-            <w:lang w:val="id_ID" w:bidi="id_ID"/>
-          </w:rPr>
-          <w:rPr>
-            <w:color w:val="0000EE"/>
-            <w:u w:val="single"/>
-          </w:rPr>
-          <w:t>Ayub 6:4</w:t>
-        </w:r>
-      </w:hyperlink>
+      <w:r>
+        <w:rPr>
+          <w:lang w:val="id_ID" w:bidi="id_ID"/>
+        </w:rPr>
+        <w:t>Ayub 6:4</w:t>
+      </w:r>
       <w:r>
         <w:rPr>
           <w:lang w:val="id_ID" w:bidi="id_ID"/>
@@ -3359,72 +2873,48 @@
         </w:rPr>
         <w:t>): Ipuh atau kayu pahit adalah tanaman dengan rasa yang sangat pahit; di sini melambangkan intensitas emosional dari penderitaan batin (</w:t>
       </w:r>
-      <w:hyperlink r:id="rId93">
-        <w:r>
-          <w:rPr>
-            <w:lang w:val="id_ID" w:bidi="id_ID"/>
-          </w:rPr>
-          <w:rPr>
-            <w:color w:val="0000EE"/>
-            <w:u w:val="single"/>
-          </w:rPr>
-          <w:t>Ams. 5:4</w:t>
-        </w:r>
-      </w:hyperlink>
+      <w:r>
+        <w:rPr>
+          <w:lang w:val="id_ID" w:bidi="id_ID"/>
+        </w:rPr>
+        <w:t>Ams. 5:4</w:t>
+      </w:r>
       <w:r>
         <w:rPr>
           <w:lang w:val="id_ID" w:bidi="id_ID"/>
         </w:rPr>
         <w:t xml:space="preserve">; </w:t>
       </w:r>
-      <w:hyperlink r:id="rId94">
-        <w:r>
-          <w:rPr>
-            <w:lang w:val="id_ID" w:bidi="id_ID"/>
-          </w:rPr>
-          <w:rPr>
-            <w:color w:val="0000EE"/>
-            <w:u w:val="single"/>
-          </w:rPr>
-          <w:t>Why. 8:11</w:t>
-        </w:r>
-      </w:hyperlink>
+      <w:r>
+        <w:rPr>
+          <w:lang w:val="id_ID" w:bidi="id_ID"/>
+        </w:rPr>
+        <w:t>Why. 8:11</w:t>
+      </w:r>
       <w:r>
         <w:rPr>
           <w:lang w:val="id_ID" w:bidi="id_ID"/>
         </w:rPr>
         <w:t>). Yang diterjemahkan "racun" adalah jenis tanaman beracun yang menyebabkan rasa sakit fisik yang hebat jika dimakan; ini merupakan gambaran untuk melambangkan emosi yang sangat menekan (</w:t>
       </w:r>
-      <w:hyperlink r:id="rId95">
-        <w:r>
-          <w:rPr>
-            <w:lang w:val="id_ID" w:bidi="id_ID"/>
-          </w:rPr>
-          <w:rPr>
-            <w:color w:val="0000EE"/>
-            <w:u w:val="single"/>
-          </w:rPr>
-          <w:t>Ul. 29:18</w:t>
-        </w:r>
-      </w:hyperlink>
+      <w:r>
+        <w:rPr>
+          <w:lang w:val="id_ID" w:bidi="id_ID"/>
+        </w:rPr>
+        <w:t>Ul. 29:18</w:t>
+      </w:r>
       <w:r>
         <w:rPr>
           <w:lang w:val="id_ID" w:bidi="id_ID"/>
         </w:rPr>
         <w:t xml:space="preserve">; </w:t>
       </w:r>
-      <w:hyperlink r:id="rId96">
-        <w:r>
-          <w:rPr>
-            <w:lang w:val="id_ID" w:bidi="id_ID"/>
-          </w:rPr>
-          <w:rPr>
-            <w:color w:val="0000EE"/>
-            <w:u w:val="single"/>
-          </w:rPr>
-          <w:t>Mzm. 69:21</w:t>
-        </w:r>
-      </w:hyperlink>
+      <w:r>
+        <w:rPr>
+          <w:lang w:val="id_ID" w:bidi="id_ID"/>
+        </w:rPr>
+        <w:t>Mzm. 69:21</w:t>
+      </w:r>
       <w:r>
         <w:rPr>
           <w:lang w:val="id_ID" w:bidi="id_ID"/>
@@ -3479,36 +2969,24 @@
         </w:rPr>
         <w:t>Kasih setia Tuhan menjadi dasar pemulihan sang penulis dari tekanan yang mendalam. Sebagaimana Yeremia di dalam sumur (</w:t>
       </w:r>
-      <w:hyperlink r:id="rId89">
-        <w:r>
-          <w:rPr>
-            <w:lang w:val="id_ID" w:bidi="id_ID"/>
-          </w:rPr>
-          <w:rPr>
-            <w:color w:val="0000EE"/>
-            <w:u w:val="single"/>
-          </w:rPr>
-          <w:t>Yer. 38:6–13</w:t>
-        </w:r>
-      </w:hyperlink>
+      <w:r>
+        <w:rPr>
+          <w:lang w:val="id_ID" w:bidi="id_ID"/>
+        </w:rPr>
+        <w:t>Yer. 38:6–13</w:t>
+      </w:r>
       <w:r>
         <w:rPr>
           <w:lang w:val="id_ID" w:bidi="id_ID"/>
         </w:rPr>
         <w:t>) dan Yunus di dalam perut ikan besar (</w:t>
       </w:r>
-      <w:hyperlink r:id="rId97">
-        <w:r>
-          <w:rPr>
-            <w:lang w:val="id_ID" w:bidi="id_ID"/>
-          </w:rPr>
-          <w:rPr>
-            <w:color w:val="0000EE"/>
-            <w:u w:val="single"/>
-          </w:rPr>
-          <w:t>Yun. 2:2–10</w:t>
-        </w:r>
-      </w:hyperlink>
+      <w:r>
+        <w:rPr>
+          <w:lang w:val="id_ID" w:bidi="id_ID"/>
+        </w:rPr>
+        <w:t>Yun. 2:2–10</w:t>
+      </w:r>
       <w:r>
         <w:rPr>
           <w:lang w:val="id_ID" w:bidi="id_ID"/>
@@ -3659,144 +3137,96 @@
         </w:rPr>
         <w:t>Tuhan adalah bagianku: Tanah Kanaan telah dianggap sebagai warisan Israel sejak zaman Musa (</w:t>
       </w:r>
-      <w:hyperlink r:id="rId98">
-        <w:r>
-          <w:rPr>
-            <w:lang w:val="id_ID" w:bidi="id_ID"/>
-          </w:rPr>
-          <w:rPr>
-            <w:color w:val="0000EE"/>
-            <w:u w:val="single"/>
-          </w:rPr>
-          <w:t>Kel. 15:17</w:t>
-        </w:r>
-      </w:hyperlink>
+      <w:r>
+        <w:rPr>
+          <w:lang w:val="id_ID" w:bidi="id_ID"/>
+        </w:rPr>
+        <w:t>Kel. 15:17</w:t>
+      </w:r>
       <w:r>
         <w:rPr>
           <w:lang w:val="id_ID" w:bidi="id_ID"/>
         </w:rPr>
         <w:t xml:space="preserve">; </w:t>
       </w:r>
-      <w:hyperlink r:id="rId99">
-        <w:r>
-          <w:rPr>
-            <w:lang w:val="id_ID" w:bidi="id_ID"/>
-          </w:rPr>
-          <w:rPr>
-            <w:color w:val="0000EE"/>
-            <w:u w:val="single"/>
-          </w:rPr>
-          <w:t>Yos. 21:19</w:t>
-        </w:r>
-      </w:hyperlink>
+      <w:r>
+        <w:rPr>
+          <w:lang w:val="id_ID" w:bidi="id_ID"/>
+        </w:rPr>
+        <w:t>Yos. 21:19</w:t>
+      </w:r>
       <w:r>
         <w:rPr>
           <w:lang w:val="id_ID" w:bidi="id_ID"/>
         </w:rPr>
         <w:t xml:space="preserve">; </w:t>
       </w:r>
-      <w:hyperlink r:id="rId100">
-        <w:r>
-          <w:rPr>
-            <w:lang w:val="id_ID" w:bidi="id_ID"/>
-          </w:rPr>
-          <w:rPr>
-            <w:color w:val="0000EE"/>
-            <w:u w:val="single"/>
-          </w:rPr>
-          <w:t>1Taw. 28:8</w:t>
-        </w:r>
-      </w:hyperlink>
+      <w:r>
+        <w:rPr>
+          <w:lang w:val="id_ID" w:bidi="id_ID"/>
+        </w:rPr>
+        <w:t>1Taw. 28:8</w:t>
+      </w:r>
       <w:r>
         <w:rPr>
           <w:lang w:val="id_ID" w:bidi="id_ID"/>
         </w:rPr>
         <w:t xml:space="preserve">; </w:t>
       </w:r>
-      <w:hyperlink r:id="rId101">
-        <w:r>
-          <w:rPr>
-            <w:lang w:val="id_ID" w:bidi="id_ID"/>
-          </w:rPr>
-          <w:rPr>
-            <w:color w:val="0000EE"/>
-            <w:u w:val="single"/>
-          </w:rPr>
-          <w:t>Mzm. 47:4</w:t>
-        </w:r>
-      </w:hyperlink>
+      <w:r>
+        <w:rPr>
+          <w:lang w:val="id_ID" w:bidi="id_ID"/>
+        </w:rPr>
+        <w:t>Mzm. 47:4</w:t>
+      </w:r>
       <w:r>
         <w:rPr>
           <w:lang w:val="id_ID" w:bidi="id_ID"/>
         </w:rPr>
         <w:t xml:space="preserve">), tetapi warisan sejati bagi umat Allah sebenarnya adalah Allah sendiri (lihat </w:t>
       </w:r>
-      <w:hyperlink r:id="rId102">
-        <w:r>
-          <w:rPr>
-            <w:lang w:val="id_ID" w:bidi="id_ID"/>
-          </w:rPr>
-          <w:rPr>
-            <w:color w:val="0000EE"/>
-            <w:u w:val="single"/>
-          </w:rPr>
-          <w:t>Mzm. 16:5–6</w:t>
-        </w:r>
-      </w:hyperlink>
+      <w:r>
+        <w:rPr>
+          <w:lang w:val="id_ID" w:bidi="id_ID"/>
+        </w:rPr>
+        <w:t>Mzm. 16:5–6</w:t>
+      </w:r>
       <w:r>
         <w:rPr>
           <w:lang w:val="id_ID" w:bidi="id_ID"/>
         </w:rPr>
         <w:t xml:space="preserve">; </w:t>
       </w:r>
-      <w:hyperlink r:id="rId103">
-        <w:r>
-          <w:rPr>
-            <w:lang w:val="id_ID" w:bidi="id_ID"/>
-          </w:rPr>
-          <w:rPr>
-            <w:color w:val="0000EE"/>
-            <w:u w:val="single"/>
-          </w:rPr>
-          <w:t>Ef. 1:11</w:t>
-        </w:r>
-      </w:hyperlink>
+      <w:r>
+        <w:rPr>
+          <w:lang w:val="id_ID" w:bidi="id_ID"/>
+        </w:rPr>
+        <w:t>Ef. 1:11</w:t>
+      </w:r>
       <w:r>
         <w:rPr>
           <w:lang w:val="id_ID" w:bidi="id_ID"/>
         </w:rPr>
         <w:t xml:space="preserve">; </w:t>
       </w:r>
-      <w:hyperlink r:id="rId104">
-        <w:r>
-          <w:rPr>
-            <w:lang w:val="id_ID" w:bidi="id_ID"/>
-          </w:rPr>
-          <w:rPr>
-            <w:color w:val="0000EE"/>
-            <w:u w:val="single"/>
-          </w:rPr>
-          <w:t>Ibr. 9:15</w:t>
-        </w:r>
-      </w:hyperlink>
+      <w:r>
+        <w:rPr>
+          <w:lang w:val="id_ID" w:bidi="id_ID"/>
+        </w:rPr>
+        <w:t>Ibr. 9:15</w:t>
+      </w:r>
       <w:r>
         <w:rPr>
           <w:lang w:val="id_ID" w:bidi="id_ID"/>
         </w:rPr>
         <w:t xml:space="preserve">; </w:t>
       </w:r>
-      <w:hyperlink r:id="rId105">
-        <w:r>
-          <w:rPr>
-            <w:lang w:val="id_ID" w:bidi="id_ID"/>
-          </w:rPr>
-          <w:rPr>
-            <w:color w:val="0000EE"/>
-            <w:u w:val="single"/>
-          </w:rPr>
-          <w:t>1Ptr. 1:3–4</w:t>
-        </w:r>
-      </w:hyperlink>
+      <w:r>
+        <w:rPr>
+          <w:lang w:val="id_ID" w:bidi="id_ID"/>
+        </w:rPr>
+        <w:t>1Ptr. 1:3–4</w:t>
+      </w:r>
       <w:r>
         <w:rPr>
           <w:lang w:val="id_ID" w:bidi="id_ID"/>
@@ -3947,144 +3377,96 @@
         </w:rPr>
         <w:t>Di Timur Dekat kuno, berbaring telungkup di dalam debu menunjukkan penyerahan diri (</w:t>
       </w:r>
-      <w:hyperlink r:id="rId106">
-        <w:r>
-          <w:rPr>
-            <w:lang w:val="id_ID" w:bidi="id_ID"/>
-          </w:rPr>
-          <w:rPr>
-            <w:color w:val="0000EE"/>
-            <w:u w:val="single"/>
-          </w:rPr>
-          <w:t>Kej. 17:1–3</w:t>
-        </w:r>
-      </w:hyperlink>
+      <w:r>
+        <w:rPr>
+          <w:lang w:val="id_ID" w:bidi="id_ID"/>
+        </w:rPr>
+        <w:t>Kej. 17:1–3</w:t>
+      </w:r>
       <w:r>
         <w:rPr>
           <w:lang w:val="id_ID" w:bidi="id_ID"/>
         </w:rPr>
         <w:t xml:space="preserve">; </w:t>
       </w:r>
-      <w:hyperlink r:id="rId107">
-        <w:r>
-          <w:rPr>
-            <w:lang w:val="id_ID" w:bidi="id_ID"/>
-          </w:rPr>
-          <w:rPr>
-            <w:color w:val="0000EE"/>
-            <w:u w:val="single"/>
-          </w:rPr>
-          <w:t>Im. 9:24</w:t>
-        </w:r>
-      </w:hyperlink>
+      <w:r>
+        <w:rPr>
+          <w:lang w:val="id_ID" w:bidi="id_ID"/>
+        </w:rPr>
+        <w:t>Im. 9:24</w:t>
+      </w:r>
       <w:r>
         <w:rPr>
           <w:lang w:val="id_ID" w:bidi="id_ID"/>
         </w:rPr>
         <w:t xml:space="preserve">; </w:t>
       </w:r>
-      <w:hyperlink r:id="rId108">
-        <w:r>
-          <w:rPr>
-            <w:lang w:val="id_ID" w:bidi="id_ID"/>
-          </w:rPr>
-          <w:rPr>
-            <w:color w:val="0000EE"/>
-            <w:u w:val="single"/>
-          </w:rPr>
-          <w:t>Yos. 7:6</w:t>
-        </w:r>
-      </w:hyperlink>
+      <w:r>
+        <w:rPr>
+          <w:lang w:val="id_ID" w:bidi="id_ID"/>
+        </w:rPr>
+        <w:t>Yos. 7:6</w:t>
+      </w:r>
       <w:r>
         <w:rPr>
           <w:lang w:val="id_ID" w:bidi="id_ID"/>
         </w:rPr>
         <w:t xml:space="preserve">; </w:t>
       </w:r>
-      <w:hyperlink r:id="rId109">
-        <w:r>
-          <w:rPr>
-            <w:lang w:val="id_ID" w:bidi="id_ID"/>
-          </w:rPr>
-          <w:rPr>
-            <w:color w:val="0000EE"/>
-            <w:u w:val="single"/>
-          </w:rPr>
-          <w:t>1Sam. 5:4</w:t>
-        </w:r>
-      </w:hyperlink>
+      <w:r>
+        <w:rPr>
+          <w:lang w:val="id_ID" w:bidi="id_ID"/>
+        </w:rPr>
+        <w:t>1Sam. 5:4</w:t>
+      </w:r>
       <w:r>
         <w:rPr>
           <w:lang w:val="id_ID" w:bidi="id_ID"/>
         </w:rPr>
         <w:t xml:space="preserve">; </w:t>
       </w:r>
-      <w:hyperlink r:id="rId110">
-        <w:r>
-          <w:rPr>
-            <w:lang w:val="id_ID" w:bidi="id_ID"/>
-          </w:rPr>
-          <w:rPr>
-            <w:color w:val="0000EE"/>
-            <w:u w:val="single"/>
-          </w:rPr>
-          <w:t>1Raj. 18:39</w:t>
-        </w:r>
-      </w:hyperlink>
+      <w:r>
+        <w:rPr>
+          <w:lang w:val="id_ID" w:bidi="id_ID"/>
+        </w:rPr>
+        <w:t>1Raj. 18:39</w:t>
+      </w:r>
       <w:r>
         <w:rPr>
           <w:lang w:val="id_ID" w:bidi="id_ID"/>
         </w:rPr>
         <w:t xml:space="preserve">; </w:t>
       </w:r>
-      <w:hyperlink r:id="rId111">
-        <w:r>
-          <w:rPr>
-            <w:lang w:val="id_ID" w:bidi="id_ID"/>
-          </w:rPr>
-          <w:rPr>
-            <w:color w:val="0000EE"/>
-            <w:u w:val="single"/>
-          </w:rPr>
-          <w:t>1Taw. 21:16</w:t>
-        </w:r>
-      </w:hyperlink>
+      <w:r>
+        <w:rPr>
+          <w:lang w:val="id_ID" w:bidi="id_ID"/>
+        </w:rPr>
+        <w:t>1Taw. 21:16</w:t>
+      </w:r>
       <w:r>
         <w:rPr>
           <w:lang w:val="id_ID" w:bidi="id_ID"/>
         </w:rPr>
         <w:t xml:space="preserve">; </w:t>
       </w:r>
-      <w:hyperlink r:id="rId112">
-        <w:r>
-          <w:rPr>
-            <w:lang w:val="id_ID" w:bidi="id_ID"/>
-          </w:rPr>
-          <w:rPr>
-            <w:color w:val="0000EE"/>
-            <w:u w:val="single"/>
-          </w:rPr>
-          <w:t>Mat. 17:5–6</w:t>
-        </w:r>
-      </w:hyperlink>
+      <w:r>
+        <w:rPr>
+          <w:lang w:val="id_ID" w:bidi="id_ID"/>
+        </w:rPr>
+        <w:t>Mat. 17:5–6</w:t>
+      </w:r>
       <w:r>
         <w:rPr>
           <w:lang w:val="id_ID" w:bidi="id_ID"/>
         </w:rPr>
         <w:t>). • Memberikan pipi yang lain juga menunjukkan penyerahan diri. Yesus tampaknya memikirkan ayat ini ketika Ia mengajarkan murid-murid-Nya untuk tunduk dalam penganiayaan (</w:t>
       </w:r>
-      <w:hyperlink r:id="rId113">
-        <w:r>
-          <w:rPr>
-            <w:lang w:val="id_ID" w:bidi="id_ID"/>
-          </w:rPr>
-          <w:rPr>
-            <w:color w:val="0000EE"/>
-            <w:u w:val="single"/>
-          </w:rPr>
-          <w:t>Mat. 5:39</w:t>
-        </w:r>
-      </w:hyperlink>
+      <w:r>
+        <w:rPr>
+          <w:lang w:val="id_ID" w:bidi="id_ID"/>
+        </w:rPr>
+        <w:t>Mat. 5:39</w:t>
+      </w:r>
       <w:r>
         <w:rPr>
           <w:lang w:val="id_ID" w:bidi="id_ID"/>
@@ -4139,18 +3521,12 @@
         </w:rPr>
         <w:t xml:space="preserve">Bandingkan dengan </w:t>
       </w:r>
-      <w:hyperlink r:id="rId114">
-        <w:r>
-          <w:rPr>
-            <w:lang w:val="id_ID" w:bidi="id_ID"/>
-          </w:rPr>
-          <w:rPr>
-            <w:color w:val="0000EE"/>
-            <w:u w:val="single"/>
-          </w:rPr>
-          <w:t>Mazmur 103:8–11</w:t>
-        </w:r>
-      </w:hyperlink>
+      <w:r>
+        <w:rPr>
+          <w:lang w:val="id_ID" w:bidi="id_ID"/>
+        </w:rPr>
+        <w:t>Mazmur 103:8–11</w:t>
+      </w:r>
       <w:r>
         <w:rPr>
           <w:lang w:val="id_ID" w:bidi="id_ID"/>
@@ -4205,72 +3581,48 @@
         </w:rPr>
         <w:t xml:space="preserve">Orang-orang Yehuda melakukan hal-hal tersebut sebelum Yerusalem dihancurkan (lihat </w:t>
       </w:r>
-      <w:hyperlink r:id="rId115">
-        <w:r>
-          <w:rPr>
-            <w:lang w:val="id_ID" w:bidi="id_ID"/>
-          </w:rPr>
-          <w:rPr>
-            <w:color w:val="0000EE"/>
-            <w:u w:val="single"/>
-          </w:rPr>
-          <w:t>Yer. 5:26–31</w:t>
-        </w:r>
-      </w:hyperlink>
+      <w:r>
+        <w:rPr>
+          <w:lang w:val="id_ID" w:bidi="id_ID"/>
+        </w:rPr>
+        <w:t>Yer. 5:26–31</w:t>
+      </w:r>
       <w:r>
         <w:rPr>
           <w:lang w:val="id_ID" w:bidi="id_ID"/>
         </w:rPr>
         <w:t xml:space="preserve">; </w:t>
       </w:r>
-      <w:hyperlink r:id="rId116">
-        <w:r>
-          <w:rPr>
-            <w:lang w:val="id_ID" w:bidi="id_ID"/>
-          </w:rPr>
-          <w:rPr>
-            <w:color w:val="0000EE"/>
-            <w:u w:val="single"/>
-          </w:rPr>
-          <w:t>21:11–14</w:t>
-        </w:r>
-      </w:hyperlink>
+      <w:r>
+        <w:rPr>
+          <w:lang w:val="id_ID" w:bidi="id_ID"/>
+        </w:rPr>
+        <w:t>21:11–14</w:t>
+      </w:r>
       <w:r>
         <w:rPr>
           <w:lang w:val="id_ID" w:bidi="id_ID"/>
         </w:rPr>
         <w:t xml:space="preserve">; </w:t>
       </w:r>
-      <w:hyperlink r:id="rId117">
-        <w:r>
-          <w:rPr>
-            <w:lang w:val="id_ID" w:bidi="id_ID"/>
-          </w:rPr>
-          <w:rPr>
-            <w:color w:val="0000EE"/>
-            <w:u w:val="single"/>
-          </w:rPr>
-          <w:t>23:10–14</w:t>
-        </w:r>
-      </w:hyperlink>
+      <w:r>
+        <w:rPr>
+          <w:lang w:val="id_ID" w:bidi="id_ID"/>
+        </w:rPr>
+        <w:t>23:10–14</w:t>
+      </w:r>
       <w:r>
         <w:rPr>
           <w:lang w:val="id_ID" w:bidi="id_ID"/>
         </w:rPr>
         <w:t xml:space="preserve">; </w:t>
       </w:r>
-      <w:hyperlink r:id="rId118">
-        <w:r>
-          <w:rPr>
-            <w:lang w:val="id_ID" w:bidi="id_ID"/>
-          </w:rPr>
-          <w:rPr>
-            <w:color w:val="0000EE"/>
-            <w:u w:val="single"/>
-          </w:rPr>
-          <w:t>Mi. 3</w:t>
-        </w:r>
-      </w:hyperlink>
+      <w:r>
+        <w:rPr>
+          <w:lang w:val="id_ID" w:bidi="id_ID"/>
+        </w:rPr>
+        <w:t>Mi. 3</w:t>
+      </w:r>
       <w:r>
         <w:rPr>
           <w:lang w:val="id_ID" w:bidi="id_ID"/>
@@ -4325,54 +3677,36 @@
         </w:rPr>
         <w:t>Beberapa malapetaka disebabkan oleh faktor alam (</w:t>
       </w:r>
-      <w:hyperlink r:id="rId119">
-        <w:r>
-          <w:rPr>
-            <w:lang w:val="id_ID" w:bidi="id_ID"/>
-          </w:rPr>
-          <w:rPr>
-            <w:color w:val="0000EE"/>
-            <w:u w:val="single"/>
-          </w:rPr>
-          <w:t>Lukas 13:1–5</w:t>
-        </w:r>
-      </w:hyperlink>
+      <w:r>
+        <w:rPr>
+          <w:lang w:val="id_ID" w:bidi="id_ID"/>
+        </w:rPr>
+        <w:t>Lukas 13:1–5</w:t>
+      </w:r>
       <w:r>
         <w:rPr>
           <w:lang w:val="id_ID" w:bidi="id_ID"/>
         </w:rPr>
         <w:t>), dan hal buruk dapat menimpa baik orang benar maupun orang jahat (</w:t>
       </w:r>
-      <w:hyperlink r:id="rId120">
-        <w:r>
-          <w:rPr>
-            <w:lang w:val="id_ID" w:bidi="id_ID"/>
-          </w:rPr>
-          <w:rPr>
-            <w:color w:val="0000EE"/>
-            <w:u w:val="single"/>
-          </w:rPr>
-          <w:t>Mat. 5:45</w:t>
-        </w:r>
-      </w:hyperlink>
+      <w:r>
+        <w:rPr>
+          <w:lang w:val="id_ID" w:bidi="id_ID"/>
+        </w:rPr>
+        <w:t>Mat. 5:45</w:t>
+      </w:r>
       <w:r>
         <w:rPr>
           <w:lang w:val="id_ID" w:bidi="id_ID"/>
         </w:rPr>
         <w:t>). Apapun yang terjadi, kita harus bersyukur (</w:t>
       </w:r>
-      <w:hyperlink r:id="rId121">
-        <w:r>
-          <w:rPr>
-            <w:lang w:val="id_ID" w:bidi="id_ID"/>
-          </w:rPr>
-          <w:rPr>
-            <w:color w:val="0000EE"/>
-            <w:u w:val="single"/>
-          </w:rPr>
-          <w:t>1Tes. 5:18</w:t>
-        </w:r>
-      </w:hyperlink>
+      <w:r>
+        <w:rPr>
+          <w:lang w:val="id_ID" w:bidi="id_ID"/>
+        </w:rPr>
+        <w:t>1Tes. 5:18</w:t>
+      </w:r>
       <w:r>
         <w:rPr>
           <w:lang w:val="id_ID" w:bidi="id_ID"/>
@@ -4427,54 +3761,36 @@
         </w:rPr>
         <w:t>Pertobatan adalah kunci untuk menerima keselamatan (</w:t>
       </w:r>
-      <w:hyperlink r:id="rId122">
-        <w:r>
-          <w:rPr>
-            <w:lang w:val="id_ID" w:bidi="id_ID"/>
-          </w:rPr>
-          <w:rPr>
-            <w:color w:val="0000EE"/>
-            <w:u w:val="single"/>
-          </w:rPr>
-          <w:t>Yes. 1:27</w:t>
-        </w:r>
-      </w:hyperlink>
+      <w:r>
+        <w:rPr>
+          <w:lang w:val="id_ID" w:bidi="id_ID"/>
+        </w:rPr>
+        <w:t>Yes. 1:27</w:t>
+      </w:r>
       <w:r>
         <w:rPr>
           <w:lang w:val="id_ID" w:bidi="id_ID"/>
         </w:rPr>
         <w:t xml:space="preserve">; </w:t>
       </w:r>
-      <w:hyperlink r:id="rId123">
-        <w:r>
-          <w:rPr>
-            <w:lang w:val="id_ID" w:bidi="id_ID"/>
-          </w:rPr>
-          <w:rPr>
-            <w:color w:val="0000EE"/>
-            <w:u w:val="single"/>
-          </w:rPr>
-          <w:t>Yer. 3:22</w:t>
-        </w:r>
-      </w:hyperlink>
+      <w:r>
+        <w:rPr>
+          <w:lang w:val="id_ID" w:bidi="id_ID"/>
+        </w:rPr>
+        <w:t>Yer. 3:22</w:t>
+      </w:r>
       <w:r>
         <w:rPr>
           <w:lang w:val="id_ID" w:bidi="id_ID"/>
         </w:rPr>
         <w:t xml:space="preserve">; </w:t>
       </w:r>
-      <w:hyperlink r:id="rId124">
-        <w:r>
-          <w:rPr>
-            <w:lang w:val="id_ID" w:bidi="id_ID"/>
-          </w:rPr>
-          <w:rPr>
-            <w:color w:val="0000EE"/>
-            <w:u w:val="single"/>
-          </w:rPr>
-          <w:t>Yeh. 3:21</w:t>
-        </w:r>
-      </w:hyperlink>
+      <w:r>
+        <w:rPr>
+          <w:lang w:val="id_ID" w:bidi="id_ID"/>
+        </w:rPr>
+        <w:t>Yeh. 3:21</w:t>
+      </w:r>
       <w:r>
         <w:rPr>
           <w:lang w:val="id_ID" w:bidi="id_ID"/>
@@ -4577,36 +3893,24 @@
         </w:rPr>
         <w:t>Bagian ini mungkin merujuk pada pengalaman Yeremia di dalam sumur (</w:t>
       </w:r>
-      <w:hyperlink r:id="rId125">
-        <w:r>
-          <w:rPr>
-            <w:lang w:val="id_ID" w:bidi="id_ID"/>
-          </w:rPr>
-          <w:rPr>
-            <w:color w:val="0000EE"/>
-            <w:u w:val="single"/>
-          </w:rPr>
-          <w:t>Yer. 37:11–15</w:t>
-        </w:r>
-      </w:hyperlink>
+      <w:r>
+        <w:rPr>
+          <w:lang w:val="id_ID" w:bidi="id_ID"/>
+        </w:rPr>
+        <w:t>Yer. 37:11–15</w:t>
+      </w:r>
       <w:r>
         <w:rPr>
           <w:lang w:val="id_ID" w:bidi="id_ID"/>
         </w:rPr>
         <w:t xml:space="preserve">; </w:t>
       </w:r>
-      <w:hyperlink r:id="rId126">
-        <w:r>
-          <w:rPr>
-            <w:lang w:val="id_ID" w:bidi="id_ID"/>
-          </w:rPr>
-          <w:rPr>
-            <w:color w:val="0000EE"/>
-            <w:u w:val="single"/>
-          </w:rPr>
-          <w:t>38:1–13</w:t>
-        </w:r>
-      </w:hyperlink>
+      <w:r>
+        <w:rPr>
+          <w:lang w:val="id_ID" w:bidi="id_ID"/>
+        </w:rPr>
+        <w:t>38:1–13</w:t>
+      </w:r>
       <w:r>
         <w:rPr>
           <w:lang w:val="id_ID" w:bidi="id_ID"/>
@@ -4817,18 +4121,12 @@
         </w:rPr>
         <w:t xml:space="preserve">seperti burung unta: Lihat juga </w:t>
       </w:r>
-      <w:hyperlink r:id="rId127">
-        <w:r>
-          <w:rPr>
-            <w:lang w:val="id_ID" w:bidi="id_ID"/>
-          </w:rPr>
-          <w:rPr>
-            <w:color w:val="0000EE"/>
-            <w:u w:val="single"/>
-          </w:rPr>
-          <w:t>Ayub 39:13–16</w:t>
-        </w:r>
-      </w:hyperlink>
+      <w:r>
+        <w:rPr>
+          <w:lang w:val="id_ID" w:bidi="id_ID"/>
+        </w:rPr>
+        <w:t>Ayub 39:13–16</w:t>
+      </w:r>
       <w:r>
         <w:rPr>
           <w:lang w:val="id_ID" w:bidi="id_ID"/>
@@ -5040,18 +4338,12 @@
         </w:rPr>
         <w:t>Tidak percaya raja-raja . . . dapat masuk ke dalam gapura-gapura Yerusalem: Sejak Allah menyelamatkan Yerusalem dari tangan Sanherib dari Asyur lebih dari satu abad sebelumnya (</w:t>
       </w:r>
-      <w:hyperlink r:id="rId128">
-        <w:r>
-          <w:rPr>
-            <w:lang w:val="id_ID" w:bidi="id_ID"/>
-          </w:rPr>
-          <w:rPr>
-            <w:color w:val="0000EE"/>
-            <w:u w:val="single"/>
-          </w:rPr>
-          <w:t>2Raj. 19:36–37</w:t>
-        </w:r>
-      </w:hyperlink>
+      <w:r>
+        <w:rPr>
+          <w:lang w:val="id_ID" w:bidi="id_ID"/>
+        </w:rPr>
+        <w:t>2Raj. 19:36–37</w:t>
+      </w:r>
       <w:r>
         <w:rPr>
           <w:lang w:val="id_ID" w:bidi="id_ID"/>
@@ -5154,54 +4446,36 @@
         </w:rPr>
         <w:t>Orang yang diurapi Tuhan … tertangkap: Ini merujuk kepada Zedekia, yang mencoba melarikan diri tetapi akhirnya tertangkap dan diperlakukan dengan kejam oleh Nebukadnezar (</w:t>
       </w:r>
-      <w:hyperlink r:id="rId129">
-        <w:r>
-          <w:rPr>
-            <w:lang w:val="id_ID" w:bidi="id_ID"/>
-          </w:rPr>
-          <w:rPr>
-            <w:color w:val="0000EE"/>
-            <w:u w:val="single"/>
-          </w:rPr>
-          <w:t>2Raj. 25:4–7</w:t>
-        </w:r>
-      </w:hyperlink>
+      <w:r>
+        <w:rPr>
+          <w:lang w:val="id_ID" w:bidi="id_ID"/>
+        </w:rPr>
+        <w:t>2Raj. 25:4–7</w:t>
+      </w:r>
       <w:r>
         <w:rPr>
           <w:lang w:val="id_ID" w:bidi="id_ID"/>
         </w:rPr>
         <w:t xml:space="preserve">; </w:t>
       </w:r>
-      <w:hyperlink r:id="rId130">
-        <w:r>
-          <w:rPr>
-            <w:lang w:val="id_ID" w:bidi="id_ID"/>
-          </w:rPr>
-          <w:rPr>
-            <w:color w:val="0000EE"/>
-            <w:u w:val="single"/>
-          </w:rPr>
-          <w:t>Yer. 39:4–7</w:t>
-        </w:r>
-      </w:hyperlink>
+      <w:r>
+        <w:rPr>
+          <w:lang w:val="id_ID" w:bidi="id_ID"/>
+        </w:rPr>
+        <w:t>Yer. 39:4–7</w:t>
+      </w:r>
       <w:r>
         <w:rPr>
           <w:lang w:val="id_ID" w:bidi="id_ID"/>
         </w:rPr>
         <w:t xml:space="preserve">; </w:t>
       </w:r>
-      <w:hyperlink r:id="rId131">
-        <w:r>
-          <w:rPr>
-            <w:lang w:val="id_ID" w:bidi="id_ID"/>
-          </w:rPr>
-          <w:rPr>
-            <w:color w:val="0000EE"/>
-            <w:u w:val="single"/>
-          </w:rPr>
-          <w:t>52:9–11</w:t>
-        </w:r>
-      </w:hyperlink>
+      <w:r>
+        <w:rPr>
+          <w:lang w:val="id_ID" w:bidi="id_ID"/>
+        </w:rPr>
+        <w:t>52:9–11</w:t>
+      </w:r>
       <w:r>
         <w:rPr>
           <w:lang w:val="id_ID" w:bidi="id_ID"/>
@@ -5256,18 +4530,12 @@
         </w:rPr>
         <w:t>Us adalah sebuah daerah di sebelah timur Sungai Yordan yang membentang ke selatan hingga Edom. Daerah ini adalah tempat tinggal Ayub (</w:t>
       </w:r>
-      <w:hyperlink r:id="rId132">
-        <w:r>
-          <w:rPr>
-            <w:lang w:val="id_ID" w:bidi="id_ID"/>
-          </w:rPr>
-          <w:rPr>
-            <w:color w:val="0000EE"/>
-            <w:u w:val="single"/>
-          </w:rPr>
-          <w:t>Ayub 1:1</w:t>
-        </w:r>
-      </w:hyperlink>
+      <w:r>
+        <w:rPr>
+          <w:lang w:val="id_ID" w:bidi="id_ID"/>
+        </w:rPr>
+        <w:t>Ayub 1:1</w:t>
+      </w:r>
       <w:r>
         <w:rPr>
           <w:lang w:val="id_ID" w:bidi="id_ID"/>
@@ -5322,36 +4590,24 @@
         </w:rPr>
         <w:t xml:space="preserve">Orang-orang Edom merasa aman dan bersukacita atas kemalangan Yerusalem, tetapi mereka juga akan mengalami hukuman atas dosa-dosa mereka (lihat </w:t>
       </w:r>
-      <w:hyperlink r:id="rId133">
-        <w:r>
-          <w:rPr>
-            <w:lang w:val="id_ID" w:bidi="id_ID"/>
-          </w:rPr>
-          <w:rPr>
-            <w:color w:val="0000EE"/>
-            <w:u w:val="single"/>
-          </w:rPr>
-          <w:t>Obaja 1</w:t>
-        </w:r>
-      </w:hyperlink>
+      <w:r>
+        <w:rPr>
+          <w:lang w:val="id_ID" w:bidi="id_ID"/>
+        </w:rPr>
+        <w:t>Obaja 1</w:t>
+      </w:r>
       <w:r>
         <w:rPr>
           <w:lang w:val="id_ID" w:bidi="id_ID"/>
         </w:rPr>
         <w:t xml:space="preserve">; </w:t>
       </w:r>
-      <w:hyperlink r:id="rId134">
-        <w:r>
-          <w:rPr>
-            <w:lang w:val="id_ID" w:bidi="id_ID"/>
-          </w:rPr>
-          <w:rPr>
-            <w:color w:val="0000EE"/>
-            <w:u w:val="single"/>
-          </w:rPr>
-          <w:t>Yer. 49:7–22</w:t>
-        </w:r>
-      </w:hyperlink>
+      <w:r>
+        <w:rPr>
+          <w:lang w:val="id_ID" w:bidi="id_ID"/>
+        </w:rPr>
+        <w:t>Yer. 49:7–22</w:t>
+      </w:r>
       <w:r>
         <w:rPr>
           <w:lang w:val="id_ID" w:bidi="id_ID"/>
@@ -5406,36 +4662,24 @@
         </w:rPr>
         <w:t>Kepulangan pertama dari pembuangan terjadi pada tahun 538 SM, setelah Raja Koresh dari Persia mengalahkan Babel (</w:t>
       </w:r>
-      <w:hyperlink r:id="rId135">
-        <w:r>
-          <w:rPr>
-            <w:lang w:val="id_ID" w:bidi="id_ID"/>
-          </w:rPr>
-          <w:rPr>
-            <w:color w:val="0000EE"/>
-            <w:u w:val="single"/>
-          </w:rPr>
-          <w:t>2Taw. 36:22–23</w:t>
-        </w:r>
-      </w:hyperlink>
+      <w:r>
+        <w:rPr>
+          <w:lang w:val="id_ID" w:bidi="id_ID"/>
+        </w:rPr>
+        <w:t>2Taw. 36:22–23</w:t>
+      </w:r>
       <w:r>
         <w:rPr>
           <w:lang w:val="id_ID" w:bidi="id_ID"/>
         </w:rPr>
         <w:t xml:space="preserve">; </w:t>
       </w:r>
-      <w:hyperlink r:id="rId136">
-        <w:r>
-          <w:rPr>
-            <w:lang w:val="id_ID" w:bidi="id_ID"/>
-          </w:rPr>
-          <w:rPr>
-            <w:color w:val="0000EE"/>
-            <w:u w:val="single"/>
-          </w:rPr>
-          <w:t>Ezra 1:1–4</w:t>
-        </w:r>
-      </w:hyperlink>
+      <w:r>
+        <w:rPr>
+          <w:lang w:val="id_ID" w:bidi="id_ID"/>
+        </w:rPr>
+        <w:t>Ezra 1:1–4</w:t>
+      </w:r>
       <w:r>
         <w:rPr>
           <w:lang w:val="id_ID" w:bidi="id_ID"/>
@@ -5490,18 +4734,12 @@
         </w:rPr>
         <w:t xml:space="preserve">Bagian ini adalah doa sepenuh hati untuk meminta pemulihan (lihat </w:t>
       </w:r>
-      <w:hyperlink r:id="rId137">
-        <w:r>
-          <w:rPr>
-            <w:lang w:val="id_ID" w:bidi="id_ID"/>
-          </w:rPr>
-          <w:rPr>
-            <w:color w:val="0000EE"/>
-            <w:u w:val="single"/>
-          </w:rPr>
-          <w:t>Dan. 9:4–19</w:t>
-        </w:r>
-      </w:hyperlink>
+      <w:r>
+        <w:rPr>
+          <w:lang w:val="id_ID" w:bidi="id_ID"/>
+        </w:rPr>
+        <w:t>Dan. 9:4–19</w:t>
+      </w:r>
       <w:r>
         <w:rPr>
           <w:lang w:val="id_ID" w:bidi="id_ID"/>
@@ -5556,72 +4794,48 @@
         </w:rPr>
         <w:t>Ada bencana kelaparan yang melanda kota itu selama pengepungan (</w:t>
       </w:r>
-      <w:hyperlink r:id="rId138">
-        <w:r>
-          <w:rPr>
-            <w:lang w:val="id_ID" w:bidi="id_ID"/>
-          </w:rPr>
-          <w:rPr>
-            <w:color w:val="0000EE"/>
-            <w:u w:val="single"/>
-          </w:rPr>
-          <w:t>2Raj. 25:3</w:t>
-        </w:r>
-      </w:hyperlink>
+      <w:r>
+        <w:rPr>
+          <w:lang w:val="id_ID" w:bidi="id_ID"/>
+        </w:rPr>
+        <w:t>2Raj. 25:3</w:t>
+      </w:r>
       <w:r>
         <w:rPr>
           <w:lang w:val="id_ID" w:bidi="id_ID"/>
         </w:rPr>
         <w:t xml:space="preserve">; </w:t>
       </w:r>
-      <w:hyperlink r:id="rId43">
-        <w:r>
-          <w:rPr>
-            <w:lang w:val="id_ID" w:bidi="id_ID"/>
-          </w:rPr>
-          <w:rPr>
-            <w:color w:val="0000EE"/>
-            <w:u w:val="single"/>
-          </w:rPr>
-          <w:t>Yer. 37:21</w:t>
-        </w:r>
-      </w:hyperlink>
+      <w:r>
+        <w:rPr>
+          <w:lang w:val="id_ID" w:bidi="id_ID"/>
+        </w:rPr>
+        <w:t>Yer. 37:21</w:t>
+      </w:r>
       <w:r>
         <w:rPr>
           <w:lang w:val="id_ID" w:bidi="id_ID"/>
         </w:rPr>
         <w:t xml:space="preserve">; </w:t>
       </w:r>
-      <w:hyperlink r:id="rId139">
-        <w:r>
-          <w:rPr>
-            <w:lang w:val="id_ID" w:bidi="id_ID"/>
-          </w:rPr>
-          <w:rPr>
-            <w:color w:val="0000EE"/>
-            <w:u w:val="single"/>
-          </w:rPr>
-          <w:t>38:9</w:t>
-        </w:r>
-      </w:hyperlink>
+      <w:r>
+        <w:rPr>
+          <w:lang w:val="id_ID" w:bidi="id_ID"/>
+        </w:rPr>
+        <w:t>38:9</w:t>
+      </w:r>
       <w:r>
         <w:rPr>
           <w:lang w:val="id_ID" w:bidi="id_ID"/>
         </w:rPr>
         <w:t xml:space="preserve">; </w:t>
       </w:r>
-      <w:hyperlink r:id="rId140">
-        <w:r>
-          <w:rPr>
-            <w:lang w:val="id_ID" w:bidi="id_ID"/>
-          </w:rPr>
-          <w:rPr>
-            <w:color w:val="0000EE"/>
-            <w:u w:val="single"/>
-          </w:rPr>
-          <w:t>52:6</w:t>
-        </w:r>
-      </w:hyperlink>
+      <w:r>
+        <w:rPr>
+          <w:lang w:val="id_ID" w:bidi="id_ID"/>
+        </w:rPr>
+        <w:t>52:6</w:t>
+      </w:r>
       <w:r>
         <w:rPr>
           <w:lang w:val="id_ID" w:bidi="id_ID"/>
@@ -5676,90 +4890,60 @@
         </w:rPr>
         <w:t xml:space="preserve">Hal-hal mengerikan ini terjadi karena manusia telah berbuat berdosa (lihat </w:t>
       </w:r>
-      <w:hyperlink r:id="rId141">
-        <w:r>
-          <w:rPr>
-            <w:lang w:val="id_ID" w:bidi="id_ID"/>
-          </w:rPr>
-          <w:rPr>
-            <w:color w:val="0000EE"/>
-            <w:u w:val="single"/>
-          </w:rPr>
-          <w:t>Yes. 24:7–12</w:t>
-        </w:r>
-      </w:hyperlink>
+      <w:r>
+        <w:rPr>
+          <w:lang w:val="id_ID" w:bidi="id_ID"/>
+        </w:rPr>
+        <w:t>Yes. 24:7–12</w:t>
+      </w:r>
       <w:r>
         <w:rPr>
           <w:lang w:val="id_ID" w:bidi="id_ID"/>
         </w:rPr>
         <w:t xml:space="preserve">; </w:t>
       </w:r>
-      <w:hyperlink r:id="rId142">
-        <w:r>
-          <w:rPr>
-            <w:lang w:val="id_ID" w:bidi="id_ID"/>
-          </w:rPr>
-          <w:rPr>
-            <w:color w:val="0000EE"/>
-            <w:u w:val="single"/>
-          </w:rPr>
-          <w:t>Yer. 7:24</w:t>
-        </w:r>
-      </w:hyperlink>
+      <w:r>
+        <w:rPr>
+          <w:lang w:val="id_ID" w:bidi="id_ID"/>
+        </w:rPr>
+        <w:t>Yer. 7:24</w:t>
+      </w:r>
       <w:r>
         <w:rPr>
           <w:lang w:val="id_ID" w:bidi="id_ID"/>
         </w:rPr>
         <w:t xml:space="preserve">; </w:t>
       </w:r>
-      <w:hyperlink r:id="rId143">
-        <w:r>
-          <w:rPr>
-            <w:lang w:val="id_ID" w:bidi="id_ID"/>
-          </w:rPr>
-          <w:rPr>
-            <w:color w:val="0000EE"/>
-            <w:u w:val="single"/>
-          </w:rPr>
-          <w:t>13:18</w:t>
-        </w:r>
-      </w:hyperlink>
+      <w:r>
+        <w:rPr>
+          <w:lang w:val="id_ID" w:bidi="id_ID"/>
+        </w:rPr>
+        <w:t>13:18</w:t>
+      </w:r>
       <w:r>
         <w:rPr>
           <w:lang w:val="id_ID" w:bidi="id_ID"/>
         </w:rPr>
         <w:t xml:space="preserve">; </w:t>
       </w:r>
-      <w:hyperlink r:id="rId144">
-        <w:r>
-          <w:rPr>
-            <w:lang w:val="id_ID" w:bidi="id_ID"/>
-          </w:rPr>
-          <w:rPr>
-            <w:color w:val="0000EE"/>
-            <w:u w:val="single"/>
-          </w:rPr>
-          <w:t>25:10–11</w:t>
-        </w:r>
-      </w:hyperlink>
+      <w:r>
+        <w:rPr>
+          <w:lang w:val="id_ID" w:bidi="id_ID"/>
+        </w:rPr>
+        <w:t>25:10–11</w:t>
+      </w:r>
       <w:r>
         <w:rPr>
           <w:lang w:val="id_ID" w:bidi="id_ID"/>
         </w:rPr>
         <w:t xml:space="preserve">; </w:t>
       </w:r>
-      <w:hyperlink r:id="rId145">
-        <w:r>
-          <w:rPr>
-            <w:lang w:val="id_ID" w:bidi="id_ID"/>
-          </w:rPr>
-          <w:rPr>
-            <w:color w:val="0000EE"/>
-            <w:u w:val="single"/>
-          </w:rPr>
-          <w:t>Amos 8:10</w:t>
-        </w:r>
-      </w:hyperlink>
+      <w:r>
+        <w:rPr>
+          <w:lang w:val="id_ID" w:bidi="id_ID"/>
+        </w:rPr>
+        <w:t>Amos 8:10</w:t>
+      </w:r>
       <w:r>
         <w:rPr>
           <w:lang w:val="id_ID" w:bidi="id_ID"/>
@@ -5814,90 +4998,60 @@
         </w:rPr>
         <w:t xml:space="preserve">di mana anjing-anjing hutan berkeliaran: Lihat </w:t>
       </w:r>
-      <w:hyperlink r:id="rId146">
-        <w:r>
-          <w:rPr>
-            <w:lang w:val="id_ID" w:bidi="id_ID"/>
-          </w:rPr>
-          <w:rPr>
-            <w:color w:val="0000EE"/>
-            <w:u w:val="single"/>
-          </w:rPr>
-          <w:t>Yes. 13:22</w:t>
-        </w:r>
-      </w:hyperlink>
+      <w:r>
+        <w:rPr>
+          <w:lang w:val="id_ID" w:bidi="id_ID"/>
+        </w:rPr>
+        <w:t>Yes. 13:22</w:t>
+      </w:r>
       <w:r>
         <w:rPr>
           <w:lang w:val="id_ID" w:bidi="id_ID"/>
         </w:rPr>
         <w:t xml:space="preserve">; </w:t>
       </w:r>
-      <w:hyperlink r:id="rId147">
-        <w:r>
-          <w:rPr>
-            <w:lang w:val="id_ID" w:bidi="id_ID"/>
-          </w:rPr>
-          <w:rPr>
-            <w:color w:val="0000EE"/>
-            <w:u w:val="single"/>
-          </w:rPr>
-          <w:t>34:13</w:t>
-        </w:r>
-      </w:hyperlink>
+      <w:r>
+        <w:rPr>
+          <w:lang w:val="id_ID" w:bidi="id_ID"/>
+        </w:rPr>
+        <w:t>34:13</w:t>
+      </w:r>
       <w:r>
         <w:rPr>
           <w:lang w:val="id_ID" w:bidi="id_ID"/>
         </w:rPr>
         <w:t xml:space="preserve">; </w:t>
       </w:r>
-      <w:hyperlink r:id="rId148">
-        <w:r>
-          <w:rPr>
-            <w:lang w:val="id_ID" w:bidi="id_ID"/>
-          </w:rPr>
-          <w:rPr>
-            <w:color w:val="0000EE"/>
-            <w:u w:val="single"/>
-          </w:rPr>
-          <w:t>Yer. 9:11</w:t>
-        </w:r>
-      </w:hyperlink>
+      <w:r>
+        <w:rPr>
+          <w:lang w:val="id_ID" w:bidi="id_ID"/>
+        </w:rPr>
+        <w:t>Yer. 9:11</w:t>
+      </w:r>
       <w:r>
         <w:rPr>
           <w:lang w:val="id_ID" w:bidi="id_ID"/>
         </w:rPr>
         <w:t xml:space="preserve">; </w:t>
       </w:r>
-      <w:hyperlink r:id="rId149">
-        <w:r>
-          <w:rPr>
-            <w:lang w:val="id_ID" w:bidi="id_ID"/>
-          </w:rPr>
-          <w:rPr>
-            <w:color w:val="0000EE"/>
-            <w:u w:val="single"/>
-          </w:rPr>
-          <w:t>10:22</w:t>
-        </w:r>
-      </w:hyperlink>
+      <w:r>
+        <w:rPr>
+          <w:lang w:val="id_ID" w:bidi="id_ID"/>
+        </w:rPr>
+        <w:t>10:22</w:t>
+      </w:r>
       <w:r>
         <w:rPr>
           <w:lang w:val="id_ID" w:bidi="id_ID"/>
         </w:rPr>
         <w:t xml:space="preserve">; </w:t>
       </w:r>
-      <w:hyperlink r:id="rId150">
-        <w:r>
-          <w:rPr>
-            <w:lang w:val="id_ID" w:bidi="id_ID"/>
-          </w:rPr>
-          <w:rPr>
-            <w:color w:val="0000EE"/>
-            <w:u w:val="single"/>
-          </w:rPr>
-          <w:t>Mal. 1:3</w:t>
-        </w:r>
-      </w:hyperlink>
+      <w:r>
+        <w:rPr>
+          <w:lang w:val="id_ID" w:bidi="id_ID"/>
+        </w:rPr>
+        <w:t>Mal. 1:3</w:t>
+      </w:r>
       <w:r>
         <w:rPr>
           <w:lang w:val="id_ID" w:bidi="id_ID"/>
@@ -5952,90 +5106,60 @@
         </w:rPr>
         <w:t>apa Engkau sudah membuang kami sama sekali? Tragedi Pembuangan menimbulkan pertanyaan apakah Allah akan mengampuni dosa dan memulihkan umat-Nya. Allah menjawab dengan jelas melalui para nabi (</w:t>
       </w:r>
-      <w:hyperlink r:id="rId151">
-        <w:r>
-          <w:rPr>
-            <w:lang w:val="id_ID" w:bidi="id_ID"/>
-          </w:rPr>
-          <w:rPr>
-            <w:color w:val="0000EE"/>
-            <w:u w:val="single"/>
-          </w:rPr>
-          <w:t>Yes. 40:27–31</w:t>
-        </w:r>
-      </w:hyperlink>
+      <w:r>
+        <w:rPr>
+          <w:lang w:val="id_ID" w:bidi="id_ID"/>
+        </w:rPr>
+        <w:t>Yes. 40:27–31</w:t>
+      </w:r>
       <w:r>
         <w:rPr>
           <w:lang w:val="id_ID" w:bidi="id_ID"/>
         </w:rPr>
         <w:t xml:space="preserve">; </w:t>
       </w:r>
-      <w:hyperlink r:id="rId152">
-        <w:r>
-          <w:rPr>
-            <w:lang w:val="id_ID" w:bidi="id_ID"/>
-          </w:rPr>
-          <w:rPr>
-            <w:color w:val="0000EE"/>
-            <w:u w:val="single"/>
-          </w:rPr>
-          <w:t>41:8–20</w:t>
-        </w:r>
-      </w:hyperlink>
+      <w:r>
+        <w:rPr>
+          <w:lang w:val="id_ID" w:bidi="id_ID"/>
+        </w:rPr>
+        <w:t>41:8–20</w:t>
+      </w:r>
       <w:r>
         <w:rPr>
           <w:lang w:val="id_ID" w:bidi="id_ID"/>
         </w:rPr>
         <w:t>) dan dengan mengutus Kristus (</w:t>
       </w:r>
-      <w:hyperlink r:id="rId153">
-        <w:r>
-          <w:rPr>
-            <w:lang w:val="id_ID" w:bidi="id_ID"/>
-          </w:rPr>
-          <w:rPr>
-            <w:color w:val="0000EE"/>
-            <w:u w:val="single"/>
-          </w:rPr>
-          <w:t>Mat. 9:2–6</w:t>
-        </w:r>
-      </w:hyperlink>
+      <w:r>
+        <w:rPr>
+          <w:lang w:val="id_ID" w:bidi="id_ID"/>
+        </w:rPr>
+        <w:t>Mat. 9:2–6</w:t>
+      </w:r>
       <w:r>
         <w:rPr>
           <w:lang w:val="id_ID" w:bidi="id_ID"/>
         </w:rPr>
         <w:t xml:space="preserve">; </w:t>
       </w:r>
-      <w:hyperlink r:id="rId154">
-        <w:r>
-          <w:rPr>
-            <w:lang w:val="id_ID" w:bidi="id_ID"/>
-          </w:rPr>
-          <w:rPr>
-            <w:color w:val="0000EE"/>
-            <w:u w:val="single"/>
-          </w:rPr>
-          <w:t>26:28</w:t>
-        </w:r>
-      </w:hyperlink>
+      <w:r>
+        <w:rPr>
+          <w:lang w:val="id_ID" w:bidi="id_ID"/>
+        </w:rPr>
+        <w:t>26:28</w:t>
+      </w:r>
       <w:r>
         <w:rPr>
           <w:lang w:val="id_ID" w:bidi="id_ID"/>
         </w:rPr>
         <w:t xml:space="preserve">; </w:t>
       </w:r>
-      <w:hyperlink r:id="rId155">
-        <w:r>
-          <w:rPr>
-            <w:lang w:val="id_ID" w:bidi="id_ID"/>
-          </w:rPr>
-          <w:rPr>
-            <w:color w:val="0000EE"/>
-            <w:u w:val="single"/>
-          </w:rPr>
-          <w:t>Lukas 24:47</w:t>
-        </w:r>
-      </w:hyperlink>
+      <w:r>
+        <w:rPr>
+          <w:lang w:val="id_ID" w:bidi="id_ID"/>
+        </w:rPr>
+        <w:t>Lukas 24:47</w:t>
+      </w:r>
       <w:r>
         <w:rPr>
           <w:lang w:val="id_ID" w:bidi="id_ID"/>
